--- a/lessons/7-4/downloads/reveal/7.4-session-2-practice-form-b.docx
+++ b/lessons/7-4/downloads/reveal/7.4-session-2-practice-form-b.docx
@@ -15,7 +15,7 @@
         <w:rPr>
           <w:rFonts w:ascii="Avenir Next" w:hAnsi="Avenir Next" w:cs="Avenir Next" w:eastAsia="Avenir Next"/>
           <w:color w:val="1A1A1A"/>
-          <w:sz w:val="20"/>
+          <w:sz w:val="22"/>
           <w:szCs w:val="20"/>
         </w:rPr>
         <w:t xml:space="preserve">Name</w:t>
@@ -33,7 +33,7 @@
         <w:rPr>
           <w:rFonts w:ascii="Avenir Next" w:hAnsi="Avenir Next" w:cs="Avenir Next" w:eastAsia="Avenir Next"/>
           <w:color w:val="1A1A1A"/>
-          <w:sz w:val="20"/>
+          <w:sz w:val="22"/>
           <w:szCs w:val="20"/>
         </w:rPr>
         <w:t xml:space="preserve">   Date</w:t>
@@ -51,7 +51,7 @@
         <w:rPr>
           <w:rFonts w:ascii="Avenir Next" w:hAnsi="Avenir Next" w:cs="Avenir Next" w:eastAsia="Avenir Next"/>
           <w:color w:val="1A1A1A"/>
-          <w:sz w:val="20"/>
+          <w:sz w:val="22"/>
           <w:szCs w:val="20"/>
         </w:rPr>
         <w:t xml:space="preserve">   Period</w:t>
@@ -78,7 +78,7 @@
           <w:caps/>
           <w:color w:val="003A70"/>
           <w:spacing w:val="12"/>
-          <w:sz w:val="19"/>
+          <w:sz w:val="22"/>
           <w:szCs w:val="19"/>
         </w:rPr>
         <w:t xml:space="preserve">Lesson 7-4  ·  Session 2  ·  Practice  ·  Form B</w:t>
@@ -86,6 +86,7 @@
     </w:p>
     <w:p>
       <w:pPr>
+        <w:pStyle w:val="Heading1"/>
         <w:keepNext/>
         <w:spacing w:before="0" w:after="10" w:line="240" w:lineRule="auto"/>
       </w:pPr>
@@ -111,7 +112,7 @@
         <w:rPr>
           <w:rFonts w:ascii="Avenir Next" w:hAnsi="Avenir Next" w:cs="Avenir Next" w:eastAsia="Avenir Next"/>
           <w:color w:val="5A5F66"/>
-          <w:sz w:val="17"/>
+          <w:sz w:val="22"/>
           <w:szCs w:val="17"/>
         </w:rPr>
         <w:t xml:space="preserve">Learning target — I can order integers and rational numbers from least to greatest.</w:t>
@@ -128,7 +129,7 @@
     </w:p>
     <w:p>
       <w:pPr>
-        <w:spacing w:before="0" w:after="0" w:line="60" w:lineRule="auto"/>
+        <w:spacing w:before="0" w:after="0" w:line="50" w:lineRule="exact"/>
       </w:pPr>
     </w:p>
     <w:tbl>
@@ -167,6 +168,7 @@
           </w:tcPr>
           <w:p>
             <w:pPr>
+              <w:pStyle w:val="Heading2"/>
               <w:spacing w:before="0" w:after="40" w:line="264" w:lineRule="auto"/>
             </w:pPr>
             <w:r>
@@ -194,35 +196,35 @@
                 <w:rFonts w:ascii="Avenir Next" w:hAnsi="Avenir Next" w:cs="Avenir Next" w:eastAsia="Avenir Next"/>
                 <w:b/>
                 <w:color w:val="003A70"/>
+                <w:sz w:val="22"/>
+                <w:szCs w:val="18"/>
+              </w:rPr>
+              <w:t xml:space="preserve">•</w:t>
+            </w:r>
+            <w:r>
+              <w:rPr>
+                <w:rFonts w:ascii="Avenir Next" w:hAnsi="Avenir Next" w:cs="Avenir Next" w:eastAsia="Avenir Next"/>
+                <w:color w:val="1A1A1A"/>
                 <w:sz w:val="18"/>
                 <w:szCs w:val="18"/>
               </w:rPr>
-              <w:t xml:space="preserve">•</w:t>
-            </w:r>
-            <w:r>
-              <w:rPr>
-                <w:rFonts w:ascii="Avenir Next" w:hAnsi="Avenir Next" w:cs="Avenir Next" w:eastAsia="Avenir Next"/>
-                <w:color w:val="1A1A1A"/>
-                <w:sz w:val="18"/>
+              <w:tab/>
+            </w:r>
+            <w:r>
+              <w:rPr>
+                <w:rFonts w:ascii="Avenir Next" w:hAnsi="Avenir Next" w:cs="Avenir Next" w:eastAsia="Avenir Next"/>
+                <w:b/>
+                <w:color w:val="1A1A1A"/>
+                <w:sz w:val="22"/>
                 <w:szCs w:val="18"/>
               </w:rPr>
-              <w:tab/>
-            </w:r>
-            <w:r>
-              <w:rPr>
-                <w:rFonts w:ascii="Avenir Next" w:hAnsi="Avenir Next" w:cs="Avenir Next" w:eastAsia="Avenir Next"/>
-                <w:b/>
-                <w:color w:val="1A1A1A"/>
-                <w:sz w:val="18"/>
-                <w:szCs w:val="18"/>
-              </w:rPr>
               <w:t xml:space="preserve">Least to greatest</w:t>
             </w:r>
             <w:r>
               <w:rPr>
                 <w:rFonts w:ascii="Avenir Next" w:hAnsi="Avenir Next" w:cs="Avenir Next" w:eastAsia="Avenir Next"/>
                 <w:color w:val="1A1A1A"/>
-                <w:sz w:val="18"/>
+                <w:sz w:val="22"/>
                 <w:szCs w:val="18"/>
               </w:rPr>
               <w:t xml:space="preserve"> means left to right on a number line. Greatest to least means right to left.</w:t>
@@ -241,44 +243,44 @@
                 <w:rFonts w:ascii="Avenir Next" w:hAnsi="Avenir Next" w:cs="Avenir Next" w:eastAsia="Avenir Next"/>
                 <w:b/>
                 <w:color w:val="003A70"/>
+                <w:sz w:val="22"/>
+                <w:szCs w:val="18"/>
+              </w:rPr>
+              <w:t xml:space="preserve">•</w:t>
+            </w:r>
+            <w:r>
+              <w:rPr>
+                <w:rFonts w:ascii="Avenir Next" w:hAnsi="Avenir Next" w:cs="Avenir Next" w:eastAsia="Avenir Next"/>
+                <w:color w:val="1A1A1A"/>
                 <w:sz w:val="18"/>
                 <w:szCs w:val="18"/>
               </w:rPr>
-              <w:t xml:space="preserve">•</w:t>
-            </w:r>
-            <w:r>
-              <w:rPr>
-                <w:rFonts w:ascii="Avenir Next" w:hAnsi="Avenir Next" w:cs="Avenir Next" w:eastAsia="Avenir Next"/>
-                <w:color w:val="1A1A1A"/>
-                <w:sz w:val="18"/>
+              <w:tab/>
+            </w:r>
+            <w:r>
+              <w:rPr>
+                <w:rFonts w:ascii="Avenir Next" w:hAnsi="Avenir Next" w:cs="Avenir Next" w:eastAsia="Avenir Next"/>
+                <w:color w:val="1A1A1A"/>
+                <w:sz w:val="22"/>
                 <w:szCs w:val="18"/>
               </w:rPr>
-              <w:tab/>
-            </w:r>
-            <w:r>
-              <w:rPr>
-                <w:rFonts w:ascii="Avenir Next" w:hAnsi="Avenir Next" w:cs="Avenir Next" w:eastAsia="Avenir Next"/>
-                <w:color w:val="1A1A1A"/>
-                <w:sz w:val="18"/>
+              <w:t xml:space="preserve">The number farthest from 0 may be the </w:t>
+            </w:r>
+            <w:r>
+              <w:rPr>
+                <w:rFonts w:ascii="Avenir Next" w:hAnsi="Avenir Next" w:cs="Avenir Next" w:eastAsia="Avenir Next"/>
+                <w:b/>
+                <w:color w:val="1A1A1A"/>
+                <w:sz w:val="22"/>
                 <w:szCs w:val="18"/>
               </w:rPr>
-              <w:t xml:space="preserve">The number farthest from 0 may be the </w:t>
-            </w:r>
-            <w:r>
-              <w:rPr>
-                <w:rFonts w:ascii="Avenir Next" w:hAnsi="Avenir Next" w:cs="Avenir Next" w:eastAsia="Avenir Next"/>
-                <w:b/>
-                <w:color w:val="1A1A1A"/>
-                <w:sz w:val="18"/>
-                <w:szCs w:val="18"/>
-              </w:rPr>
               <w:t xml:space="preserve">least</w:t>
             </w:r>
             <w:r>
               <w:rPr>
                 <w:rFonts w:ascii="Avenir Next" w:hAnsi="Avenir Next" w:cs="Avenir Next" w:eastAsia="Avenir Next"/>
                 <w:color w:val="1A1A1A"/>
-                <w:sz w:val="18"/>
+                <w:sz w:val="22"/>
                 <w:szCs w:val="18"/>
               </w:rPr>
               <w:t xml:space="preserve">. Deepest or coldest means least.</w:t>
@@ -297,44 +299,44 @@
                 <w:rFonts w:ascii="Avenir Next" w:hAnsi="Avenir Next" w:cs="Avenir Next" w:eastAsia="Avenir Next"/>
                 <w:b/>
                 <w:color w:val="003A70"/>
+                <w:sz w:val="22"/>
+                <w:szCs w:val="18"/>
+              </w:rPr>
+              <w:t xml:space="preserve">•</w:t>
+            </w:r>
+            <w:r>
+              <w:rPr>
+                <w:rFonts w:ascii="Avenir Next" w:hAnsi="Avenir Next" w:cs="Avenir Next" w:eastAsia="Avenir Next"/>
+                <w:color w:val="1A1A1A"/>
                 <w:sz w:val="18"/>
                 <w:szCs w:val="18"/>
               </w:rPr>
-              <w:t xml:space="preserve">•</w:t>
-            </w:r>
-            <w:r>
-              <w:rPr>
-                <w:rFonts w:ascii="Avenir Next" w:hAnsi="Avenir Next" w:cs="Avenir Next" w:eastAsia="Avenir Next"/>
-                <w:color w:val="1A1A1A"/>
-                <w:sz w:val="18"/>
+              <w:tab/>
+            </w:r>
+            <w:r>
+              <w:rPr>
+                <w:rFonts w:ascii="Avenir Next" w:hAnsi="Avenir Next" w:cs="Avenir Next" w:eastAsia="Avenir Next"/>
+                <w:color w:val="1A1A1A"/>
+                <w:sz w:val="22"/>
                 <w:szCs w:val="18"/>
               </w:rPr>
-              <w:tab/>
-            </w:r>
-            <w:r>
-              <w:rPr>
-                <w:rFonts w:ascii="Avenir Next" w:hAnsi="Avenir Next" w:cs="Avenir Next" w:eastAsia="Avenir Next"/>
-                <w:color w:val="1A1A1A"/>
-                <w:sz w:val="18"/>
+              <w:t xml:space="preserve">Change every number to a </w:t>
+            </w:r>
+            <w:r>
+              <w:rPr>
+                <w:rFonts w:ascii="Avenir Next" w:hAnsi="Avenir Next" w:cs="Avenir Next" w:eastAsia="Avenir Next"/>
+                <w:b/>
+                <w:color w:val="1A1A1A"/>
+                <w:sz w:val="22"/>
                 <w:szCs w:val="18"/>
               </w:rPr>
-              <w:t xml:space="preserve">Change every number to a </w:t>
-            </w:r>
-            <w:r>
-              <w:rPr>
-                <w:rFonts w:ascii="Avenir Next" w:hAnsi="Avenir Next" w:cs="Avenir Next" w:eastAsia="Avenir Next"/>
-                <w:b/>
-                <w:color w:val="1A1A1A"/>
-                <w:sz w:val="18"/>
-                <w:szCs w:val="18"/>
-              </w:rPr>
               <w:t xml:space="preserve">decimal</w:t>
             </w:r>
             <w:r>
               <w:rPr>
                 <w:rFonts w:ascii="Avenir Next" w:hAnsi="Avenir Next" w:cs="Avenir Next" w:eastAsia="Avenir Next"/>
                 <w:color w:val="1A1A1A"/>
-                <w:sz w:val="18"/>
+                <w:sz w:val="22"/>
                 <w:szCs w:val="18"/>
               </w:rPr>
               <w:t xml:space="preserve"> first: −2 1/2 = −2.5 and 3/4 = 0.75.</w:t>
@@ -349,6 +351,7 @@
           </w:tcPr>
           <w:p>
             <w:pPr>
+              <w:pStyle w:val="Heading2"/>
               <w:spacing w:before="0" w:after="40" w:line="264" w:lineRule="auto"/>
             </w:pPr>
             <w:r>
@@ -371,7 +374,7 @@
               <w:rPr>
                 <w:rFonts w:ascii="Avenir Next" w:hAnsi="Avenir Next" w:cs="Avenir Next" w:eastAsia="Avenir Next"/>
                 <w:color w:val="1A1A1A"/>
-                <w:sz w:val="17"/>
+                <w:sz w:val="22"/>
                 <w:szCs w:val="17"/>
               </w:rPr>
               <w:t xml:space="preserve">Order −6, 1.5, −0.5, and 3/4 from least to greatest.</w:t>
@@ -390,25 +393,25 @@
                 <w:rFonts w:ascii="Avenir Next" w:hAnsi="Avenir Next" w:cs="Avenir Next" w:eastAsia="Avenir Next"/>
                 <w:b/>
                 <w:color w:val="003A70"/>
+                <w:sz w:val="22"/>
+                <w:szCs w:val="17"/>
+              </w:rPr>
+              <w:t xml:space="preserve">Step 1</w:t>
+            </w:r>
+            <w:r>
+              <w:rPr>
+                <w:rFonts w:ascii="Avenir Next" w:hAnsi="Avenir Next" w:cs="Avenir Next" w:eastAsia="Avenir Next"/>
+                <w:color w:val="1A1A1A"/>
                 <w:sz w:val="17"/>
                 <w:szCs w:val="17"/>
               </w:rPr>
-              <w:t xml:space="preserve">Step 1</w:t>
-            </w:r>
-            <w:r>
-              <w:rPr>
-                <w:rFonts w:ascii="Avenir Next" w:hAnsi="Avenir Next" w:cs="Avenir Next" w:eastAsia="Avenir Next"/>
-                <w:color w:val="1A1A1A"/>
-                <w:sz w:val="17"/>
-                <w:szCs w:val="17"/>
-              </w:rPr>
               <w:tab/>
             </w:r>
             <w:r>
               <w:rPr>
                 <w:rFonts w:ascii="Avenir Next" w:hAnsi="Avenir Next" w:cs="Avenir Next" w:eastAsia="Avenir Next"/>
                 <w:color w:val="1A1A1A"/>
-                <w:sz w:val="17"/>
+                <w:sz w:val="22"/>
                 <w:szCs w:val="17"/>
               </w:rPr>
               <w:t xml:space="preserve">3/4 = 0.75.</w:t>
@@ -427,25 +430,25 @@
                 <w:rFonts w:ascii="Avenir Next" w:hAnsi="Avenir Next" w:cs="Avenir Next" w:eastAsia="Avenir Next"/>
                 <w:b/>
                 <w:color w:val="003A70"/>
+                <w:sz w:val="22"/>
+                <w:szCs w:val="17"/>
+              </w:rPr>
+              <w:t xml:space="preserve">Step 2</w:t>
+            </w:r>
+            <w:r>
+              <w:rPr>
+                <w:rFonts w:ascii="Avenir Next" w:hAnsi="Avenir Next" w:cs="Avenir Next" w:eastAsia="Avenir Next"/>
+                <w:color w:val="1A1A1A"/>
                 <w:sz w:val="17"/>
                 <w:szCs w:val="17"/>
               </w:rPr>
-              <w:t xml:space="preserve">Step 2</w:t>
-            </w:r>
-            <w:r>
-              <w:rPr>
-                <w:rFonts w:ascii="Avenir Next" w:hAnsi="Avenir Next" w:cs="Avenir Next" w:eastAsia="Avenir Next"/>
-                <w:color w:val="1A1A1A"/>
-                <w:sz w:val="17"/>
-                <w:szCs w:val="17"/>
-              </w:rPr>
               <w:tab/>
             </w:r>
             <w:r>
               <w:rPr>
                 <w:rFonts w:ascii="Avenir Next" w:hAnsi="Avenir Next" w:cs="Avenir Next" w:eastAsia="Avenir Next"/>
                 <w:color w:val="1A1A1A"/>
-                <w:sz w:val="17"/>
+                <w:sz w:val="22"/>
                 <w:szCs w:val="17"/>
               </w:rPr>
               <w:t xml:space="preserve">Negatives first: −6 &lt; −0.5.</w:t>
@@ -464,25 +467,25 @@
                 <w:rFonts w:ascii="Avenir Next" w:hAnsi="Avenir Next" w:cs="Avenir Next" w:eastAsia="Avenir Next"/>
                 <w:b/>
                 <w:color w:val="003A70"/>
+                <w:sz w:val="22"/>
+                <w:szCs w:val="17"/>
+              </w:rPr>
+              <w:t xml:space="preserve">Step 3</w:t>
+            </w:r>
+            <w:r>
+              <w:rPr>
+                <w:rFonts w:ascii="Avenir Next" w:hAnsi="Avenir Next" w:cs="Avenir Next" w:eastAsia="Avenir Next"/>
+                <w:color w:val="1A1A1A"/>
                 <w:sz w:val="17"/>
                 <w:szCs w:val="17"/>
               </w:rPr>
-              <w:t xml:space="preserve">Step 3</w:t>
-            </w:r>
-            <w:r>
-              <w:rPr>
-                <w:rFonts w:ascii="Avenir Next" w:hAnsi="Avenir Next" w:cs="Avenir Next" w:eastAsia="Avenir Next"/>
-                <w:color w:val="1A1A1A"/>
-                <w:sz w:val="17"/>
-                <w:szCs w:val="17"/>
-              </w:rPr>
               <w:tab/>
             </w:r>
             <w:r>
               <w:rPr>
                 <w:rFonts w:ascii="Avenir Next" w:hAnsi="Avenir Next" w:cs="Avenir Next" w:eastAsia="Avenir Next"/>
                 <w:color w:val="1A1A1A"/>
-                <w:sz w:val="17"/>
+                <w:sz w:val="22"/>
                 <w:szCs w:val="17"/>
               </w:rPr>
               <w:t xml:space="preserve">Then positives: 0.75 &lt; 1.5.</w:t>
@@ -501,18 +504,18 @@
                 <w:rFonts w:ascii="Avenir Next" w:hAnsi="Avenir Next" w:cs="Avenir Next" w:eastAsia="Avenir Next"/>
                 <w:b/>
                 <w:color w:val="1A1A1A"/>
+                <w:sz w:val="22"/>
+                <w:szCs w:val="17"/>
+              </w:rPr>
+              <w:t xml:space="preserve">Answer</w:t>
+            </w:r>
+            <w:r>
+              <w:rPr>
+                <w:rFonts w:ascii="Avenir Next" w:hAnsi="Avenir Next" w:cs="Avenir Next" w:eastAsia="Avenir Next"/>
+                <w:color w:val="1A1A1A"/>
                 <w:sz w:val="17"/>
                 <w:szCs w:val="17"/>
               </w:rPr>
-              <w:t xml:space="preserve">Answer</w:t>
-            </w:r>
-            <w:r>
-              <w:rPr>
-                <w:rFonts w:ascii="Avenir Next" w:hAnsi="Avenir Next" w:cs="Avenir Next" w:eastAsia="Avenir Next"/>
-                <w:color w:val="1A1A1A"/>
-                <w:sz w:val="17"/>
-                <w:szCs w:val="17"/>
-              </w:rPr>
               <w:tab/>
             </w:r>
             <w:r>
@@ -520,7 +523,7 @@
                 <w:rFonts w:ascii="Avenir Next" w:hAnsi="Avenir Next" w:cs="Avenir Next" w:eastAsia="Avenir Next"/>
                 <w:b/>
                 <w:color w:val="1A1A1A"/>
-                <w:sz w:val="17"/>
+                <w:sz w:val="22"/>
                 <w:szCs w:val="17"/>
               </w:rPr>
               <w:t xml:space="preserve">−6, −0.5, 3/4, 1.5</w:t>
@@ -549,7 +552,7 @@
           <w:rFonts w:ascii="Avenir Next" w:hAnsi="Avenir Next" w:cs="Avenir Next" w:eastAsia="Avenir Next"/>
           <w:b/>
           <w:color w:val="1A1A1A"/>
-          <w:sz w:val="17"/>
+          <w:sz w:val="22"/>
           <w:szCs w:val="17"/>
         </w:rPr>
         <w:t xml:space="preserve">order</w:t>
@@ -559,7 +562,7 @@
           <w:rFonts w:ascii="Avenir Next" w:hAnsi="Avenir Next" w:cs="Avenir Next" w:eastAsia="Avenir Next"/>
           <w:i/>
           <w:color w:val="5A5F66"/>
-          <w:sz w:val="17"/>
+          <w:sz w:val="22"/>
           <w:szCs w:val="17"/>
         </w:rPr>
         <w:t xml:space="preserve"> (orden)</w:t>
@@ -568,7 +571,7 @@
         <w:rPr>
           <w:rFonts w:ascii="Avenir Next" w:hAnsi="Avenir Next" w:cs="Avenir Next" w:eastAsia="Avenir Next"/>
           <w:color w:val="5A5F66"/>
-          <w:sz w:val="17"/>
+          <w:sz w:val="22"/>
           <w:szCs w:val="17"/>
         </w:rPr>
         <w:t xml:space="preserve">   ·   </w:t>
@@ -578,7 +581,7 @@
           <w:rFonts w:ascii="Avenir Next" w:hAnsi="Avenir Next" w:cs="Avenir Next" w:eastAsia="Avenir Next"/>
           <w:b/>
           <w:color w:val="1A1A1A"/>
-          <w:sz w:val="17"/>
+          <w:sz w:val="22"/>
           <w:szCs w:val="17"/>
         </w:rPr>
         <w:t xml:space="preserve">least</w:t>
@@ -588,7 +591,7 @@
           <w:rFonts w:ascii="Avenir Next" w:hAnsi="Avenir Next" w:cs="Avenir Next" w:eastAsia="Avenir Next"/>
           <w:i/>
           <w:color w:val="5A5F66"/>
-          <w:sz w:val="17"/>
+          <w:sz w:val="22"/>
           <w:szCs w:val="17"/>
         </w:rPr>
         <w:t xml:space="preserve"> (mínimo)</w:t>
@@ -597,7 +600,7 @@
         <w:rPr>
           <w:rFonts w:ascii="Avenir Next" w:hAnsi="Avenir Next" w:cs="Avenir Next" w:eastAsia="Avenir Next"/>
           <w:color w:val="5A5F66"/>
-          <w:sz w:val="17"/>
+          <w:sz w:val="22"/>
           <w:szCs w:val="17"/>
         </w:rPr>
         <w:t xml:space="preserve">   ·   </w:t>
@@ -607,7 +610,7 @@
           <w:rFonts w:ascii="Avenir Next" w:hAnsi="Avenir Next" w:cs="Avenir Next" w:eastAsia="Avenir Next"/>
           <w:b/>
           <w:color w:val="1A1A1A"/>
-          <w:sz w:val="17"/>
+          <w:sz w:val="22"/>
           <w:szCs w:val="17"/>
         </w:rPr>
         <w:t xml:space="preserve">greatest</w:t>
@@ -617,7 +620,7 @@
           <w:rFonts w:ascii="Avenir Next" w:hAnsi="Avenir Next" w:cs="Avenir Next" w:eastAsia="Avenir Next"/>
           <w:i/>
           <w:color w:val="5A5F66"/>
-          <w:sz w:val="17"/>
+          <w:sz w:val="22"/>
           <w:szCs w:val="17"/>
         </w:rPr>
         <w:t xml:space="preserve"> (máximo)</w:t>
@@ -625,6 +628,7 @@
     </w:p>
     <w:p>
       <w:pPr>
+        <w:pStyle w:val="Heading2"/>
         <w:keepNext/>
         <w:pBdr>
           <w:bottom w:val="single" w:sz="8" w:space="3" w:color="003A70"/>
@@ -640,7 +644,7 @@
           <w:b/>
           <w:color w:val="003A70"/>
           <w:spacing w:val="14"/>
-          <w:sz w:val="19"/>
+          <w:sz w:val="22"/>
           <w:szCs w:val="19"/>
         </w:rPr>
         <w:t xml:space="preserve">PRACTICE</w:t>
@@ -659,7 +663,7 @@
           <w:rFonts w:ascii="Avenir Next" w:hAnsi="Avenir Next" w:cs="Avenir Next" w:eastAsia="Avenir Next"/>
           <w:i/>
           <w:color w:val="5A5F66"/>
-          <w:sz w:val="17"/>
+          <w:sz w:val="22"/>
           <w:szCs w:val="17"/>
         </w:rPr>
         <w:t xml:space="preserve">show your work · label units</w:t>
@@ -667,7 +671,7 @@
     </w:p>
     <w:p>
       <w:pPr>
-        <w:spacing w:before="0" w:after="0" w:line="20" w:lineRule="exact"/>
+        <w:spacing w:before="0" w:after="0" w:line="50" w:lineRule="exact"/>
       </w:pPr>
     </w:p>
     <w:tbl>
@@ -717,25 +721,25 @@
                 <w:rFonts w:ascii="Avenir Next" w:hAnsi="Avenir Next" w:cs="Avenir Next" w:eastAsia="Avenir Next"/>
                 <w:b/>
                 <w:color w:val="1A1A1A"/>
+                <w:sz w:val="22"/>
+                <w:szCs w:val="20"/>
+              </w:rPr>
+              <w:t xml:space="preserve">1.</w:t>
+            </w:r>
+            <w:r>
+              <w:rPr>
+                <w:rFonts w:ascii="Avenir Next" w:hAnsi="Avenir Next" w:cs="Avenir Next" w:eastAsia="Avenir Next"/>
+                <w:color w:val="1A1A1A"/>
                 <w:sz w:val="20"/>
                 <w:szCs w:val="20"/>
               </w:rPr>
-              <w:t xml:space="preserve">1.</w:t>
-            </w:r>
-            <w:r>
-              <w:rPr>
-                <w:rFonts w:ascii="Avenir Next" w:hAnsi="Avenir Next" w:cs="Avenir Next" w:eastAsia="Avenir Next"/>
-                <w:color w:val="1A1A1A"/>
-                <w:sz w:val="20"/>
-                <w:szCs w:val="20"/>
-              </w:rPr>
               <w:tab/>
             </w:r>
             <w:r>
               <w:rPr>
                 <w:rFonts w:ascii="Avenir Next" w:hAnsi="Avenir Next" w:cs="Avenir Next" w:eastAsia="Avenir Next"/>
                 <w:color w:val="1A1A1A"/>
-                <w:sz w:val="20"/>
+                <w:sz w:val="22"/>
                 <w:szCs w:val="20"/>
               </w:rPr>
               <w:t xml:space="preserve">Order each set from least to greatest.</w:t>
@@ -790,7 +794,7 @@
                       <w:rFonts w:ascii="Avenir Next" w:hAnsi="Avenir Next" w:cs="Avenir Next" w:eastAsia="Avenir Next"/>
                       <w:b/>
                       <w:color w:val="003A70"/>
-                      <w:sz w:val="20"/>
+                      <w:sz w:val="22"/>
                       <w:szCs w:val="20"/>
                     </w:rPr>
                     <w:t xml:space="preserve">a.</w:t>
@@ -808,7 +812,7 @@
                     <w:rPr>
                       <w:rFonts w:ascii="Avenir Next" w:hAnsi="Avenir Next" w:cs="Avenir Next" w:eastAsia="Avenir Next"/>
                       <w:color w:val="1A1A1A"/>
-                      <w:sz w:val="20"/>
+                      <w:sz w:val="22"/>
                       <w:szCs w:val="20"/>
                     </w:rPr>
                     <w:t xml:space="preserve">−5,  −18,  −11</w:t>
@@ -852,7 +856,7 @@
                       <w:rFonts w:ascii="Avenir Next" w:hAnsi="Avenir Next" w:cs="Avenir Next" w:eastAsia="Avenir Next"/>
                       <w:b/>
                       <w:color w:val="003A70"/>
-                      <w:sz w:val="20"/>
+                      <w:sz w:val="22"/>
                       <w:szCs w:val="20"/>
                     </w:rPr>
                     <w:t xml:space="preserve">b.</w:t>
@@ -870,7 +874,7 @@
                     <w:rPr>
                       <w:rFonts w:ascii="Avenir Next" w:hAnsi="Avenir Next" w:cs="Avenir Next" w:eastAsia="Avenir Next"/>
                       <w:color w:val="1A1A1A"/>
-                      <w:sz w:val="20"/>
+                      <w:sz w:val="22"/>
                       <w:szCs w:val="20"/>
                     </w:rPr>
                     <w:t xml:space="preserve">−4,  1.5,  −0.5,  0</w:t>
@@ -900,7 +904,7 @@
           </w:tbl>
           <w:p>
             <w:pPr>
-              <w:spacing w:before="0" w:after="0" w:line="24" w:lineRule="auto"/>
+              <w:spacing w:before="0" w:after="0" w:line="50" w:lineRule="exact"/>
             </w:pPr>
           </w:p>
         </w:tc>
@@ -908,12 +912,12 @@
     </w:tbl>
     <w:p>
       <w:pPr>
-        <w:spacing w:before="0" w:after="0" w:line="20" w:lineRule="exact"/>
+        <w:spacing w:before="0" w:after="0" w:line="50" w:lineRule="exact"/>
       </w:pPr>
     </w:p>
     <w:p>
       <w:pPr>
-        <w:spacing w:before="0" w:after="0" w:line="20" w:lineRule="exact"/>
+        <w:spacing w:before="0" w:after="0" w:line="50" w:lineRule="exact"/>
       </w:pPr>
     </w:p>
     <w:tbl>
@@ -963,18 +967,18 @@
                 <w:rFonts w:ascii="Avenir Next" w:hAnsi="Avenir Next" w:cs="Avenir Next" w:eastAsia="Avenir Next"/>
                 <w:b/>
                 <w:color w:val="1A1A1A"/>
+                <w:sz w:val="22"/>
+                <w:szCs w:val="20"/>
+              </w:rPr>
+              <w:t xml:space="preserve">2.</w:t>
+            </w:r>
+            <w:r>
+              <w:rPr>
+                <w:rFonts w:ascii="Avenir Next" w:hAnsi="Avenir Next" w:cs="Avenir Next" w:eastAsia="Avenir Next"/>
+                <w:color w:val="1A1A1A"/>
                 <w:sz w:val="20"/>
                 <w:szCs w:val="20"/>
               </w:rPr>
-              <w:t xml:space="preserve">2.</w:t>
-            </w:r>
-            <w:r>
-              <w:rPr>
-                <w:rFonts w:ascii="Avenir Next" w:hAnsi="Avenir Next" w:cs="Avenir Next" w:eastAsia="Avenir Next"/>
-                <w:color w:val="1A1A1A"/>
-                <w:sz w:val="20"/>
-                <w:szCs w:val="20"/>
-              </w:rPr>
               <w:tab/>
             </w:r>
             <w:r>
@@ -982,7 +986,7 @@
                 <w:rFonts w:ascii="Avenir Next" w:hAnsi="Avenir Next" w:cs="Avenir Next" w:eastAsia="Avenir Next"/>
                 <w:b/>
                 <w:color w:val="1A1A1A"/>
-                <w:sz w:val="20"/>
+                <w:sz w:val="22"/>
                 <w:szCs w:val="20"/>
               </w:rPr>
               <w:t xml:space="preserve">Golf Leaderboard.  </w:t>
@@ -991,7 +995,7 @@
               <w:rPr>
                 <w:rFonts w:ascii="Avenir Next" w:hAnsi="Avenir Next" w:cs="Avenir Next" w:eastAsia="Avenir Next"/>
                 <w:color w:val="1A1A1A"/>
-                <w:sz w:val="20"/>
+                <w:sz w:val="22"/>
                 <w:szCs w:val="20"/>
               </w:rPr>
               <w:t xml:space="preserve">Scores: Maya −2, Eli 3, Nora −6, Caleb 0, Priya 4. In golf, the least score leads.</w:t>
@@ -1008,7 +1012,7 @@
                 <w:rFonts w:ascii="Avenir Next" w:hAnsi="Avenir Next" w:cs="Avenir Next" w:eastAsia="Avenir Next"/>
                 <w:b/>
                 <w:color w:val="003A70"/>
-                <w:sz w:val="17"/>
+                <w:sz w:val="22"/>
                 <w:szCs w:val="17"/>
               </w:rPr>
               <w:t xml:space="preserve">Hint  </w:t>
@@ -1018,7 +1022,7 @@
                 <w:rFonts w:ascii="Avenir Next" w:hAnsi="Avenir Next" w:cs="Avenir Next" w:eastAsia="Avenir Next"/>
                 <w:i/>
                 <w:color w:val="5A5F66"/>
-                <w:sz w:val="17"/>
+                <w:sz w:val="22"/>
                 <w:szCs w:val="17"/>
               </w:rPr>
               <w:t xml:space="preserve">|−6| = 6 and |4| = 4.</w:t>
@@ -1034,7 +1038,7 @@
               <w:drawing>
                 <wp:inline distT="0" distB="0" distL="0" distR="0">
                   <wp:extent cx="5120640" cy="566928"/>
-                  <wp:docPr id="1" name="Figure 1"/>
+                  <wp:docPr id="1" name="Figure 1" descr="Number line from -8 to 6, ticks every 1."/>
                   <a:graphic xmlns:a="http://schemas.openxmlformats.org/drawingml/2006/main">
                     <a:graphicData uri="http://schemas.openxmlformats.org/drawingml/2006/picture">
                       <pic:pic xmlns:pic="http://schemas.openxmlformats.org/drawingml/2006/picture">
@@ -1078,25 +1082,25 @@
                 <w:rFonts w:ascii="Avenir Next" w:hAnsi="Avenir Next" w:cs="Avenir Next" w:eastAsia="Avenir Next"/>
                 <w:b/>
                 <w:color w:val="003A70"/>
+                <w:sz w:val="22"/>
+                <w:szCs w:val="20"/>
+              </w:rPr>
+              <w:t xml:space="preserve">a.</w:t>
+            </w:r>
+            <w:r>
+              <w:rPr>
+                <w:rFonts w:ascii="Avenir Next" w:hAnsi="Avenir Next" w:cs="Avenir Next" w:eastAsia="Avenir Next"/>
+                <w:color w:val="1A1A1A"/>
                 <w:sz w:val="20"/>
                 <w:szCs w:val="20"/>
               </w:rPr>
-              <w:t xml:space="preserve">a.</w:t>
-            </w:r>
-            <w:r>
-              <w:rPr>
-                <w:rFonts w:ascii="Avenir Next" w:hAnsi="Avenir Next" w:cs="Avenir Next" w:eastAsia="Avenir Next"/>
-                <w:color w:val="1A1A1A"/>
-                <w:sz w:val="20"/>
-                <w:szCs w:val="20"/>
-              </w:rPr>
               <w:tab/>
             </w:r>
             <w:r>
               <w:rPr>
                 <w:rFonts w:ascii="Avenir Next" w:hAnsi="Avenir Next" w:cs="Avenir Next" w:eastAsia="Avenir Next"/>
                 <w:color w:val="1A1A1A"/>
-                <w:sz w:val="20"/>
+                <w:sz w:val="22"/>
                 <w:szCs w:val="20"/>
               </w:rPr>
               <w:t xml:space="preserve">Plot the scores. Order them from least to greatest.</w:t>
@@ -1135,25 +1139,25 @@
                 <w:rFonts w:ascii="Avenir Next" w:hAnsi="Avenir Next" w:cs="Avenir Next" w:eastAsia="Avenir Next"/>
                 <w:b/>
                 <w:color w:val="003A70"/>
+                <w:sz w:val="22"/>
+                <w:szCs w:val="20"/>
+              </w:rPr>
+              <w:t xml:space="preserve">b.</w:t>
+            </w:r>
+            <w:r>
+              <w:rPr>
+                <w:rFonts w:ascii="Avenir Next" w:hAnsi="Avenir Next" w:cs="Avenir Next" w:eastAsia="Avenir Next"/>
+                <w:color w:val="1A1A1A"/>
                 <w:sz w:val="20"/>
                 <w:szCs w:val="20"/>
               </w:rPr>
-              <w:t xml:space="preserve">b.</w:t>
-            </w:r>
-            <w:r>
-              <w:rPr>
-                <w:rFonts w:ascii="Avenir Next" w:hAnsi="Avenir Next" w:cs="Avenir Next" w:eastAsia="Avenir Next"/>
-                <w:color w:val="1A1A1A"/>
-                <w:sz w:val="20"/>
-                <w:szCs w:val="20"/>
-              </w:rPr>
               <w:tab/>
             </w:r>
             <w:r>
               <w:rPr>
                 <w:rFonts w:ascii="Avenir Next" w:hAnsi="Avenir Next" w:cs="Avenir Next" w:eastAsia="Avenir Next"/>
                 <w:color w:val="1A1A1A"/>
-                <w:sz w:val="20"/>
+                <w:sz w:val="22"/>
                 <w:szCs w:val="20"/>
               </w:rPr>
               <w:t xml:space="preserve">Which score is farther from 0, −6 or 4?</w:t>
@@ -1192,25 +1196,25 @@
                 <w:rFonts w:ascii="Avenir Next" w:hAnsi="Avenir Next" w:cs="Avenir Next" w:eastAsia="Avenir Next"/>
                 <w:b/>
                 <w:color w:val="003A70"/>
+                <w:sz w:val="22"/>
+                <w:szCs w:val="20"/>
+              </w:rPr>
+              <w:t xml:space="preserve">c.</w:t>
+            </w:r>
+            <w:r>
+              <w:rPr>
+                <w:rFonts w:ascii="Avenir Next" w:hAnsi="Avenir Next" w:cs="Avenir Next" w:eastAsia="Avenir Next"/>
+                <w:color w:val="1A1A1A"/>
                 <w:sz w:val="20"/>
                 <w:szCs w:val="20"/>
               </w:rPr>
-              <w:t xml:space="preserve">c.</w:t>
-            </w:r>
-            <w:r>
-              <w:rPr>
-                <w:rFonts w:ascii="Avenir Next" w:hAnsi="Avenir Next" w:cs="Avenir Next" w:eastAsia="Avenir Next"/>
-                <w:color w:val="1A1A1A"/>
-                <w:sz w:val="20"/>
-                <w:szCs w:val="20"/>
-              </w:rPr>
               <w:tab/>
             </w:r>
             <w:r>
               <w:rPr>
                 <w:rFonts w:ascii="Avenir Next" w:hAnsi="Avenir Next" w:cs="Avenir Next" w:eastAsia="Avenir Next"/>
                 <w:color w:val="1A1A1A"/>
-                <w:sz w:val="20"/>
+                <w:sz w:val="22"/>
                 <w:szCs w:val="20"/>
               </w:rPr>
               <w:t xml:space="preserve">Who is leading?</w:t>
@@ -1240,12 +1244,12 @@
     </w:tbl>
     <w:p>
       <w:pPr>
-        <w:spacing w:before="0" w:after="0" w:line="20" w:lineRule="exact"/>
+        <w:spacing w:before="0" w:after="0" w:line="50" w:lineRule="exact"/>
       </w:pPr>
     </w:p>
     <w:p>
       <w:pPr>
-        <w:spacing w:before="0" w:after="0" w:line="20" w:lineRule="exact"/>
+        <w:spacing w:before="0" w:after="0" w:line="50" w:lineRule="exact"/>
       </w:pPr>
     </w:p>
     <w:tbl>
@@ -1296,18 +1300,18 @@
                 <w:rFonts w:ascii="Avenir Next" w:hAnsi="Avenir Next" w:cs="Avenir Next" w:eastAsia="Avenir Next"/>
                 <w:b/>
                 <w:color w:val="1A1A1A"/>
+                <w:sz w:val="22"/>
+                <w:szCs w:val="20"/>
+              </w:rPr>
+              <w:t xml:space="preserve">3.</w:t>
+            </w:r>
+            <w:r>
+              <w:rPr>
+                <w:rFonts w:ascii="Avenir Next" w:hAnsi="Avenir Next" w:cs="Avenir Next" w:eastAsia="Avenir Next"/>
+                <w:color w:val="1A1A1A"/>
                 <w:sz w:val="20"/>
                 <w:szCs w:val="20"/>
               </w:rPr>
-              <w:t xml:space="preserve">3.</w:t>
-            </w:r>
-            <w:r>
-              <w:rPr>
-                <w:rFonts w:ascii="Avenir Next" w:hAnsi="Avenir Next" w:cs="Avenir Next" w:eastAsia="Avenir Next"/>
-                <w:color w:val="1A1A1A"/>
-                <w:sz w:val="20"/>
-                <w:szCs w:val="20"/>
-              </w:rPr>
               <w:tab/>
             </w:r>
             <w:r>
@@ -1315,7 +1319,7 @@
                 <w:rFonts w:ascii="Avenir Next" w:hAnsi="Avenir Next" w:cs="Avenir Next" w:eastAsia="Avenir Next"/>
                 <w:b/>
                 <w:color w:val="1A1A1A"/>
-                <w:sz w:val="20"/>
+                <w:sz w:val="22"/>
                 <w:szCs w:val="20"/>
               </w:rPr>
               <w:t xml:space="preserve">Lake Floors.  </w:t>
@@ -1324,7 +1328,7 @@
               <w:rPr>
                 <w:rFonts w:ascii="Avenir Next" w:hAnsi="Avenir Next" w:cs="Avenir Next" w:eastAsia="Avenir Next"/>
                 <w:color w:val="1A1A1A"/>
-                <w:sz w:val="20"/>
+                <w:sz w:val="22"/>
                 <w:szCs w:val="20"/>
               </w:rPr>
               <w:t xml:space="preserve">Three lake floors sit at −245 ft, −812 ft, and −1,320 ft. Which floor is deepest?</w:t>
@@ -1341,7 +1345,7 @@
                 <w:rFonts w:ascii="Avenir Next" w:hAnsi="Avenir Next" w:cs="Avenir Next" w:eastAsia="Avenir Next"/>
                 <w:b/>
                 <w:color w:val="003A70"/>
-                <w:sz w:val="17"/>
+                <w:sz w:val="22"/>
                 <w:szCs w:val="17"/>
               </w:rPr>
               <w:t xml:space="preserve">Hint  </w:t>
@@ -1351,7 +1355,7 @@
                 <w:rFonts w:ascii="Avenir Next" w:hAnsi="Avenir Next" w:cs="Avenir Next" w:eastAsia="Avenir Next"/>
                 <w:i/>
                 <w:color w:val="5A5F66"/>
-                <w:sz w:val="17"/>
+                <w:sz w:val="22"/>
                 <w:szCs w:val="17"/>
               </w:rPr>
               <w:t xml:space="preserve">The deepest floor is the least number.</w:t>
@@ -1359,7 +1363,7 @@
           </w:p>
           <w:p>
             <w:pPr>
-              <w:spacing w:before="0" w:after="0" w:line="60" w:lineRule="auto"/>
+              <w:spacing w:before="0" w:after="0" w:line="50" w:lineRule="exact"/>
             </w:pPr>
           </w:p>
           <w:tbl>
@@ -1428,7 +1432,7 @@
                 <w:rFonts w:ascii="Avenir Next" w:hAnsi="Avenir Next" w:cs="Avenir Next" w:eastAsia="Avenir Next"/>
                 <w:b/>
                 <w:color w:val="1A1A1A"/>
-                <w:sz w:val="18"/>
+                <w:sz w:val="22"/>
                 <w:szCs w:val="18"/>
               </w:rPr>
               <w:t xml:space="preserve">Deepest</w:t>
@@ -1463,18 +1467,18 @@
                 <w:rFonts w:ascii="Avenir Next" w:hAnsi="Avenir Next" w:cs="Avenir Next" w:eastAsia="Avenir Next"/>
                 <w:b/>
                 <w:color w:val="1A1A1A"/>
+                <w:sz w:val="22"/>
+                <w:szCs w:val="20"/>
+              </w:rPr>
+              <w:t xml:space="preserve">4.</w:t>
+            </w:r>
+            <w:r>
+              <w:rPr>
+                <w:rFonts w:ascii="Avenir Next" w:hAnsi="Avenir Next" w:cs="Avenir Next" w:eastAsia="Avenir Next"/>
+                <w:color w:val="1A1A1A"/>
                 <w:sz w:val="20"/>
                 <w:szCs w:val="20"/>
               </w:rPr>
-              <w:t xml:space="preserve">4.</w:t>
-            </w:r>
-            <w:r>
-              <w:rPr>
-                <w:rFonts w:ascii="Avenir Next" w:hAnsi="Avenir Next" w:cs="Avenir Next" w:eastAsia="Avenir Next"/>
-                <w:color w:val="1A1A1A"/>
-                <w:sz w:val="20"/>
-                <w:szCs w:val="20"/>
-              </w:rPr>
               <w:tab/>
             </w:r>
             <w:r>
@@ -1482,7 +1486,7 @@
                 <w:rFonts w:ascii="Avenir Next" w:hAnsi="Avenir Next" w:cs="Avenir Next" w:eastAsia="Avenir Next"/>
                 <w:b/>
                 <w:color w:val="1A1A1A"/>
-                <w:sz w:val="20"/>
+                <w:sz w:val="22"/>
                 <w:szCs w:val="20"/>
               </w:rPr>
               <w:t xml:space="preserve">Mixed Forms.  </w:t>
@@ -1491,7 +1495,7 @@
               <w:rPr>
                 <w:rFonts w:ascii="Avenir Next" w:hAnsi="Avenir Next" w:cs="Avenir Next" w:eastAsia="Avenir Next"/>
                 <w:color w:val="1A1A1A"/>
-                <w:sz w:val="20"/>
+                <w:sz w:val="22"/>
                 <w:szCs w:val="20"/>
               </w:rPr>
               <w:t xml:space="preserve">Order −3/4, −0.5, and −1.5 from least to greatest. Which is greatest?</w:t>
@@ -1508,7 +1512,7 @@
                 <w:rFonts w:ascii="Avenir Next" w:hAnsi="Avenir Next" w:cs="Avenir Next" w:eastAsia="Avenir Next"/>
                 <w:b/>
                 <w:color w:val="003A70"/>
-                <w:sz w:val="17"/>
+                <w:sz w:val="22"/>
                 <w:szCs w:val="17"/>
               </w:rPr>
               <w:t xml:space="preserve">Hint  </w:t>
@@ -1518,7 +1522,7 @@
                 <w:rFonts w:ascii="Avenir Next" w:hAnsi="Avenir Next" w:cs="Avenir Next" w:eastAsia="Avenir Next"/>
                 <w:i/>
                 <w:color w:val="5A5F66"/>
-                <w:sz w:val="17"/>
+                <w:sz w:val="22"/>
                 <w:szCs w:val="17"/>
               </w:rPr>
               <w:t xml:space="preserve">−3/4 = −0.75.</w:t>
@@ -1526,7 +1530,7 @@
           </w:p>
           <w:p>
             <w:pPr>
-              <w:spacing w:before="0" w:after="0" w:line="60" w:lineRule="auto"/>
+              <w:spacing w:before="0" w:after="0" w:line="50" w:lineRule="exact"/>
             </w:pPr>
           </w:p>
           <w:tbl>
@@ -1595,7 +1599,7 @@
                 <w:rFonts w:ascii="Avenir Next" w:hAnsi="Avenir Next" w:cs="Avenir Next" w:eastAsia="Avenir Next"/>
                 <w:b/>
                 <w:color w:val="1A1A1A"/>
-                <w:sz w:val="18"/>
+                <w:sz w:val="22"/>
                 <w:szCs w:val="18"/>
               </w:rPr>
               <w:t xml:space="preserve">Greatest</w:t>
@@ -1615,12 +1619,12 @@
     </w:tbl>
     <w:p>
       <w:pPr>
-        <w:spacing w:before="0" w:after="0" w:line="20" w:lineRule="exact"/>
+        <w:spacing w:before="0" w:after="0" w:line="50" w:lineRule="exact"/>
       </w:pPr>
     </w:p>
     <w:p>
       <w:pPr>
-        <w:spacing w:before="0" w:after="0" w:line="20" w:lineRule="exact"/>
+        <w:spacing w:before="0" w:after="0" w:line="50" w:lineRule="exact"/>
       </w:pPr>
     </w:p>
     <w:tbl>
@@ -1670,18 +1674,18 @@
                 <w:rFonts w:ascii="Avenir Next" w:hAnsi="Avenir Next" w:cs="Avenir Next" w:eastAsia="Avenir Next"/>
                 <w:b/>
                 <w:color w:val="1A1A1A"/>
+                <w:sz w:val="22"/>
+                <w:szCs w:val="20"/>
+              </w:rPr>
+              <w:t xml:space="preserve">5.</w:t>
+            </w:r>
+            <w:r>
+              <w:rPr>
+                <w:rFonts w:ascii="Avenir Next" w:hAnsi="Avenir Next" w:cs="Avenir Next" w:eastAsia="Avenir Next"/>
+                <w:color w:val="1A1A1A"/>
                 <w:sz w:val="20"/>
                 <w:szCs w:val="20"/>
               </w:rPr>
-              <w:t xml:space="preserve">5.</w:t>
-            </w:r>
-            <w:r>
-              <w:rPr>
-                <w:rFonts w:ascii="Avenir Next" w:hAnsi="Avenir Next" w:cs="Avenir Next" w:eastAsia="Avenir Next"/>
-                <w:color w:val="1A1A1A"/>
-                <w:sz w:val="20"/>
-                <w:szCs w:val="20"/>
-              </w:rPr>
               <w:tab/>
             </w:r>
             <w:r>
@@ -1689,7 +1693,7 @@
                 <w:rFonts w:ascii="Avenir Next" w:hAnsi="Avenir Next" w:cs="Avenir Next" w:eastAsia="Avenir Next"/>
                 <w:b/>
                 <w:color w:val="1A1A1A"/>
-                <w:sz w:val="20"/>
+                <w:sz w:val="22"/>
                 <w:szCs w:val="20"/>
               </w:rPr>
               <w:t xml:space="preserve">Week of Lows.  </w:t>
@@ -1698,7 +1702,7 @@
               <w:rPr>
                 <w:rFonts w:ascii="Avenir Next" w:hAnsi="Avenir Next" w:cs="Avenir Next" w:eastAsia="Avenir Next"/>
                 <w:color w:val="1A1A1A"/>
-                <w:sz w:val="20"/>
+                <w:sz w:val="22"/>
                 <w:szCs w:val="20"/>
               </w:rPr>
               <w:t xml:space="preserve">Low temperatures: −8, 6, −15, 0, and −3 degrees. Plot and order them from least to greatest. Name the coldest reading.</w:t>
@@ -1714,7 +1718,7 @@
               <w:drawing>
                 <wp:inline distT="0" distB="0" distL="0" distR="0">
                   <wp:extent cx="5120640" cy="566928"/>
-                  <wp:docPr id="2" name="Figure 2"/>
+                  <wp:docPr id="2" name="Figure 2" descr="Number line from -16 to 8, ticks every 1."/>
                   <a:graphic xmlns:a="http://schemas.openxmlformats.org/drawingml/2006/main">
                     <a:graphicData uri="http://schemas.openxmlformats.org/drawingml/2006/picture">
                       <pic:pic xmlns:pic="http://schemas.openxmlformats.org/drawingml/2006/picture">
@@ -1757,7 +1761,7 @@
                 <w:rFonts w:ascii="Avenir Next" w:hAnsi="Avenir Next" w:cs="Avenir Next" w:eastAsia="Avenir Next"/>
                 <w:b/>
                 <w:color w:val="1A1A1A"/>
-                <w:sz w:val="18"/>
+                <w:sz w:val="22"/>
                 <w:szCs w:val="18"/>
               </w:rPr>
               <w:t xml:space="preserve">Coldest</w:t>
@@ -1777,12 +1781,12 @@
     </w:tbl>
     <w:p>
       <w:pPr>
-        <w:spacing w:before="0" w:after="0" w:line="20" w:lineRule="exact"/>
+        <w:spacing w:before="0" w:after="0" w:line="50" w:lineRule="exact"/>
       </w:pPr>
     </w:p>
     <w:p>
       <w:pPr>
-        <w:spacing w:before="0" w:after="0" w:line="20" w:lineRule="exact"/>
+        <w:spacing w:before="0" w:after="0" w:line="50" w:lineRule="exact"/>
       </w:pPr>
     </w:p>
     <w:tbl>
@@ -1832,18 +1836,18 @@
                 <w:rFonts w:ascii="Avenir Next" w:hAnsi="Avenir Next" w:cs="Avenir Next" w:eastAsia="Avenir Next"/>
                 <w:b/>
                 <w:color w:val="1A1A1A"/>
+                <w:sz w:val="22"/>
+                <w:szCs w:val="20"/>
+              </w:rPr>
+              <w:t xml:space="preserve">6.</w:t>
+            </w:r>
+            <w:r>
+              <w:rPr>
+                <w:rFonts w:ascii="Avenir Next" w:hAnsi="Avenir Next" w:cs="Avenir Next" w:eastAsia="Avenir Next"/>
+                <w:color w:val="1A1A1A"/>
                 <w:sz w:val="20"/>
                 <w:szCs w:val="20"/>
               </w:rPr>
-              <w:t xml:space="preserve">6.</w:t>
-            </w:r>
-            <w:r>
-              <w:rPr>
-                <w:rFonts w:ascii="Avenir Next" w:hAnsi="Avenir Next" w:cs="Avenir Next" w:eastAsia="Avenir Next"/>
-                <w:color w:val="1A1A1A"/>
-                <w:sz w:val="20"/>
-                <w:szCs w:val="20"/>
-              </w:rPr>
               <w:tab/>
             </w:r>
             <w:r>
@@ -1851,7 +1855,7 @@
                 <w:rFonts w:ascii="Avenir Next" w:hAnsi="Avenir Next" w:cs="Avenir Next" w:eastAsia="Avenir Next"/>
                 <w:b/>
                 <w:color w:val="1A1A1A"/>
-                <w:sz w:val="20"/>
+                <w:sz w:val="22"/>
                 <w:szCs w:val="20"/>
               </w:rPr>
               <w:t xml:space="preserve">Number Strip.  </w:t>
@@ -1860,7 +1864,7 @@
               <w:rPr>
                 <w:rFonts w:ascii="Avenir Next" w:hAnsi="Avenir Next" w:cs="Avenir Next" w:eastAsia="Avenir Next"/>
                 <w:color w:val="1A1A1A"/>
-                <w:sz w:val="20"/>
+                <w:sz w:val="22"/>
                 <w:szCs w:val="20"/>
               </w:rPr>
               <w:t xml:space="preserve">A strip shows −1.5, −1.05, 3/4, and −2.6. Order them from greatest to least. Which has the greatest absolute value?</w:t>
@@ -1877,7 +1881,7 @@
                 <w:rFonts w:ascii="Avenir Next" w:hAnsi="Avenir Next" w:cs="Avenir Next" w:eastAsia="Avenir Next"/>
                 <w:b/>
                 <w:color w:val="003A70"/>
-                <w:sz w:val="17"/>
+                <w:sz w:val="22"/>
                 <w:szCs w:val="17"/>
               </w:rPr>
               <w:t xml:space="preserve">Hint  </w:t>
@@ -1887,7 +1891,7 @@
                 <w:rFonts w:ascii="Avenir Next" w:hAnsi="Avenir Next" w:cs="Avenir Next" w:eastAsia="Avenir Next"/>
                 <w:i/>
                 <w:color w:val="5A5F66"/>
-                <w:sz w:val="17"/>
+                <w:sz w:val="22"/>
                 <w:szCs w:val="17"/>
               </w:rPr>
               <w:t xml:space="preserve">Write 3/4 as 0.75 first.</w:t>
@@ -1895,7 +1899,7 @@
           </w:p>
           <w:p>
             <w:pPr>
-              <w:spacing w:before="0" w:after="0" w:line="60" w:lineRule="auto"/>
+              <w:spacing w:before="0" w:after="0" w:line="50" w:lineRule="exact"/>
             </w:pPr>
           </w:p>
           <w:tbl>
@@ -1964,7 +1968,7 @@
                 <w:rFonts w:ascii="Avenir Next" w:hAnsi="Avenir Next" w:cs="Avenir Next" w:eastAsia="Avenir Next"/>
                 <w:b/>
                 <w:color w:val="1A1A1A"/>
-                <w:sz w:val="18"/>
+                <w:sz w:val="22"/>
                 <w:szCs w:val="18"/>
               </w:rPr>
               <w:t xml:space="preserve">Greatest |n|</w:t>
@@ -1984,12 +1988,12 @@
     </w:tbl>
     <w:p>
       <w:pPr>
-        <w:spacing w:before="0" w:after="0" w:line="20" w:lineRule="exact"/>
+        <w:spacing w:before="0" w:after="0" w:line="50" w:lineRule="exact"/>
       </w:pPr>
     </w:p>
     <w:p>
       <w:pPr>
-        <w:spacing w:before="0" w:after="0" w:line="20" w:lineRule="exact"/>
+        <w:spacing w:before="0" w:after="0" w:line="50" w:lineRule="exact"/>
       </w:pPr>
     </w:p>
     <w:tbl>
@@ -2039,18 +2043,18 @@
                 <w:rFonts w:ascii="Avenir Next" w:hAnsi="Avenir Next" w:cs="Avenir Next" w:eastAsia="Avenir Next"/>
                 <w:b/>
                 <w:color w:val="1A1A1A"/>
+                <w:sz w:val="22"/>
+                <w:szCs w:val="20"/>
+              </w:rPr>
+              <w:t xml:space="preserve">7.</w:t>
+            </w:r>
+            <w:r>
+              <w:rPr>
+                <w:rFonts w:ascii="Avenir Next" w:hAnsi="Avenir Next" w:cs="Avenir Next" w:eastAsia="Avenir Next"/>
+                <w:color w:val="1A1A1A"/>
                 <w:sz w:val="20"/>
                 <w:szCs w:val="20"/>
               </w:rPr>
-              <w:t xml:space="preserve">7.</w:t>
-            </w:r>
-            <w:r>
-              <w:rPr>
-                <w:rFonts w:ascii="Avenir Next" w:hAnsi="Avenir Next" w:cs="Avenir Next" w:eastAsia="Avenir Next"/>
-                <w:color w:val="1A1A1A"/>
-                <w:sz w:val="20"/>
-                <w:szCs w:val="20"/>
-              </w:rPr>
               <w:tab/>
             </w:r>
             <w:r>
@@ -2058,7 +2062,7 @@
                 <w:rFonts w:ascii="Avenir Next" w:hAnsi="Avenir Next" w:cs="Avenir Next" w:eastAsia="Avenir Next"/>
                 <w:b/>
                 <w:color w:val="1A1A1A"/>
-                <w:sz w:val="20"/>
+                <w:sz w:val="22"/>
                 <w:szCs w:val="20"/>
               </w:rPr>
               <w:t xml:space="preserve">Harbor Depths.  </w:t>
@@ -2067,7 +2071,7 @@
               <w:rPr>
                 <w:rFonts w:ascii="Avenir Next" w:hAnsi="Avenir Next" w:cs="Avenir Next" w:eastAsia="Avenir Next"/>
                 <w:color w:val="1A1A1A"/>
-                <w:sz w:val="20"/>
+                <w:sz w:val="22"/>
                 <w:szCs w:val="20"/>
               </w:rPr>
               <w:t xml:space="preserve">A harbor chart lists −12 ft, −7 1/2 ft, 0 ft, and −12.5 ft. Order them from least to greatest. Name the deepest spot.</w:t>
@@ -2084,7 +2088,7 @@
                 <w:rFonts w:ascii="Avenir Next" w:hAnsi="Avenir Next" w:cs="Avenir Next" w:eastAsia="Avenir Next"/>
                 <w:b/>
                 <w:color w:val="003A70"/>
-                <w:sz w:val="17"/>
+                <w:sz w:val="22"/>
                 <w:szCs w:val="17"/>
               </w:rPr>
               <w:t xml:space="preserve">Hint  </w:t>
@@ -2094,7 +2098,7 @@
                 <w:rFonts w:ascii="Avenir Next" w:hAnsi="Avenir Next" w:cs="Avenir Next" w:eastAsia="Avenir Next"/>
                 <w:i/>
                 <w:color w:val="5A5F66"/>
-                <w:sz w:val="17"/>
+                <w:sz w:val="22"/>
                 <w:szCs w:val="17"/>
               </w:rPr>
               <w:t xml:space="preserve">−7 1/2 = −7.5.</w:t>
@@ -2102,7 +2106,7 @@
           </w:p>
           <w:p>
             <w:pPr>
-              <w:spacing w:before="0" w:after="0" w:line="60" w:lineRule="auto"/>
+              <w:spacing w:before="0" w:after="0" w:line="50" w:lineRule="exact"/>
             </w:pPr>
           </w:p>
           <w:tbl>
@@ -2171,7 +2175,7 @@
                 <w:rFonts w:ascii="Avenir Next" w:hAnsi="Avenir Next" w:cs="Avenir Next" w:eastAsia="Avenir Next"/>
                 <w:b/>
                 <w:color w:val="1A1A1A"/>
-                <w:sz w:val="18"/>
+                <w:sz w:val="22"/>
                 <w:szCs w:val="18"/>
               </w:rPr>
               <w:t xml:space="preserve">Deepest</w:t>
@@ -2191,12 +2195,12 @@
     </w:tbl>
     <w:p>
       <w:pPr>
-        <w:spacing w:before="0" w:after="0" w:line="20" w:lineRule="exact"/>
+        <w:spacing w:before="0" w:after="0" w:line="50" w:lineRule="exact"/>
       </w:pPr>
     </w:p>
     <w:p>
       <w:pPr>
-        <w:spacing w:before="0" w:after="0" w:line="20" w:lineRule="exact"/>
+        <w:spacing w:before="0" w:after="0" w:line="50" w:lineRule="exact"/>
       </w:pPr>
     </w:p>
     <w:tbl>
@@ -2246,18 +2250,18 @@
                 <w:rFonts w:ascii="Avenir Next" w:hAnsi="Avenir Next" w:cs="Avenir Next" w:eastAsia="Avenir Next"/>
                 <w:b/>
                 <w:color w:val="1A1A1A"/>
+                <w:sz w:val="22"/>
+                <w:szCs w:val="20"/>
+              </w:rPr>
+              <w:t xml:space="preserve">8.</w:t>
+            </w:r>
+            <w:r>
+              <w:rPr>
+                <w:rFonts w:ascii="Avenir Next" w:hAnsi="Avenir Next" w:cs="Avenir Next" w:eastAsia="Avenir Next"/>
+                <w:color w:val="1A1A1A"/>
                 <w:sz w:val="20"/>
                 <w:szCs w:val="20"/>
               </w:rPr>
-              <w:t xml:space="preserve">8.</w:t>
-            </w:r>
-            <w:r>
-              <w:rPr>
-                <w:rFonts w:ascii="Avenir Next" w:hAnsi="Avenir Next" w:cs="Avenir Next" w:eastAsia="Avenir Next"/>
-                <w:color w:val="1A1A1A"/>
-                <w:sz w:val="20"/>
-                <w:szCs w:val="20"/>
-              </w:rPr>
               <w:tab/>
             </w:r>
             <w:r>
@@ -2265,7 +2269,7 @@
                 <w:rFonts w:ascii="Avenir Next" w:hAnsi="Avenir Next" w:cs="Avenir Next" w:eastAsia="Avenir Next"/>
                 <w:b/>
                 <w:color w:val="1A1A1A"/>
-                <w:sz w:val="20"/>
+                <w:sz w:val="22"/>
                 <w:szCs w:val="20"/>
               </w:rPr>
               <w:t xml:space="preserve">Five Readings.  </w:t>
@@ -2274,7 +2278,7 @@
               <w:rPr>
                 <w:rFonts w:ascii="Avenir Next" w:hAnsi="Avenir Next" w:cs="Avenir Next" w:eastAsia="Avenir Next"/>
                 <w:color w:val="1A1A1A"/>
-                <w:sz w:val="20"/>
+                <w:sz w:val="22"/>
                 <w:szCs w:val="20"/>
               </w:rPr>
               <w:t xml:space="preserve">Sensors read 2.5, −1, −3/4, 0.5, and −1.5 degrees.</w:t>
@@ -2294,25 +2298,25 @@
                 <w:rFonts w:ascii="Avenir Next" w:hAnsi="Avenir Next" w:cs="Avenir Next" w:eastAsia="Avenir Next"/>
                 <w:b/>
                 <w:color w:val="003A70"/>
+                <w:sz w:val="22"/>
+                <w:szCs w:val="20"/>
+              </w:rPr>
+              <w:t xml:space="preserve">a.</w:t>
+            </w:r>
+            <w:r>
+              <w:rPr>
+                <w:rFonts w:ascii="Avenir Next" w:hAnsi="Avenir Next" w:cs="Avenir Next" w:eastAsia="Avenir Next"/>
+                <w:color w:val="1A1A1A"/>
                 <w:sz w:val="20"/>
                 <w:szCs w:val="20"/>
               </w:rPr>
-              <w:t xml:space="preserve">a.</w:t>
-            </w:r>
-            <w:r>
-              <w:rPr>
-                <w:rFonts w:ascii="Avenir Next" w:hAnsi="Avenir Next" w:cs="Avenir Next" w:eastAsia="Avenir Next"/>
-                <w:color w:val="1A1A1A"/>
-                <w:sz w:val="20"/>
-                <w:szCs w:val="20"/>
-              </w:rPr>
               <w:tab/>
             </w:r>
             <w:r>
               <w:rPr>
                 <w:rFonts w:ascii="Avenir Next" w:hAnsi="Avenir Next" w:cs="Avenir Next" w:eastAsia="Avenir Next"/>
                 <w:color w:val="1A1A1A"/>
-                <w:sz w:val="20"/>
+                <w:sz w:val="22"/>
                 <w:szCs w:val="20"/>
               </w:rPr>
               <w:t xml:space="preserve">Write every reading as a decimal.</w:t>
@@ -2351,25 +2355,25 @@
                 <w:rFonts w:ascii="Avenir Next" w:hAnsi="Avenir Next" w:cs="Avenir Next" w:eastAsia="Avenir Next"/>
                 <w:b/>
                 <w:color w:val="003A70"/>
+                <w:sz w:val="22"/>
+                <w:szCs w:val="20"/>
+              </w:rPr>
+              <w:t xml:space="preserve">b.</w:t>
+            </w:r>
+            <w:r>
+              <w:rPr>
+                <w:rFonts w:ascii="Avenir Next" w:hAnsi="Avenir Next" w:cs="Avenir Next" w:eastAsia="Avenir Next"/>
+                <w:color w:val="1A1A1A"/>
                 <w:sz w:val="20"/>
                 <w:szCs w:val="20"/>
               </w:rPr>
-              <w:t xml:space="preserve">b.</w:t>
-            </w:r>
-            <w:r>
-              <w:rPr>
-                <w:rFonts w:ascii="Avenir Next" w:hAnsi="Avenir Next" w:cs="Avenir Next" w:eastAsia="Avenir Next"/>
-                <w:color w:val="1A1A1A"/>
-                <w:sz w:val="20"/>
-                <w:szCs w:val="20"/>
-              </w:rPr>
               <w:tab/>
             </w:r>
             <w:r>
               <w:rPr>
                 <w:rFonts w:ascii="Avenir Next" w:hAnsi="Avenir Next" w:cs="Avenir Next" w:eastAsia="Avenir Next"/>
                 <w:color w:val="1A1A1A"/>
-                <w:sz w:val="20"/>
+                <w:sz w:val="22"/>
                 <w:szCs w:val="20"/>
               </w:rPr>
               <w:t xml:space="preserve">Order the readings from least to greatest.</w:t>
@@ -2408,10 +2412,28 @@
                 <w:rFonts w:ascii="Avenir Next" w:hAnsi="Avenir Next" w:cs="Avenir Next" w:eastAsia="Avenir Next"/>
                 <w:b/>
                 <w:color w:val="003A70"/>
+                <w:sz w:val="22"/>
+                <w:szCs w:val="20"/>
+              </w:rPr>
+              <w:t xml:space="preserve">c.</w:t>
+            </w:r>
+            <w:r>
+              <w:rPr>
+                <w:rFonts w:ascii="Avenir Next" w:hAnsi="Avenir Next" w:cs="Avenir Next" w:eastAsia="Avenir Next"/>
+                <w:color w:val="1A1A1A"/>
                 <w:sz w:val="20"/>
                 <w:szCs w:val="20"/>
               </w:rPr>
-              <w:t xml:space="preserve">c.</w:t>
+              <w:tab/>
+            </w:r>
+            <w:r>
+              <w:rPr>
+                <w:rFonts w:ascii="Avenir Next" w:hAnsi="Avenir Next" w:cs="Avenir Next" w:eastAsia="Avenir Next"/>
+                <w:color w:val="1A1A1A"/>
+                <w:sz w:val="22"/>
+                <w:szCs w:val="20"/>
+              </w:rPr>
+              <w:t xml:space="preserve">Which reading is closest to 0? How do you know?</w:t>
             </w:r>
             <w:r>
               <w:rPr>
@@ -2420,7 +2442,7 @@
                 <w:sz w:val="20"/>
                 <w:szCs w:val="20"/>
               </w:rPr>
-              <w:tab/>
+              <w:t xml:space="preserve">  </w:t>
             </w:r>
             <w:r>
               <w:rPr>
@@ -2428,24 +2450,6 @@
                 <w:color w:val="1A1A1A"/>
                 <w:sz w:val="20"/>
                 <w:szCs w:val="20"/>
-              </w:rPr>
-              <w:t xml:space="preserve">Which reading is closest to 0? How do you know?</w:t>
-            </w:r>
-            <w:r>
-              <w:rPr>
-                <w:rFonts w:ascii="Avenir Next" w:hAnsi="Avenir Next" w:cs="Avenir Next" w:eastAsia="Avenir Next"/>
-                <w:color w:val="1A1A1A"/>
-                <w:sz w:val="20"/>
-                <w:szCs w:val="20"/>
-              </w:rPr>
-              <w:t xml:space="preserve">  </w:t>
-            </w:r>
-            <w:r>
-              <w:rPr>
-                <w:rFonts w:ascii="Avenir Next" w:hAnsi="Avenir Next" w:cs="Avenir Next" w:eastAsia="Avenir Next"/>
-                <w:color w:val="1A1A1A"/>
-                <w:sz w:val="20"/>
-                <w:szCs w:val="20"/>
                 <w:u w:val="single"/>
               </w:rPr>
               <w:t xml:space="preserve">                      </w:t>
@@ -2453,7 +2457,7 @@
           </w:p>
           <w:p>
             <w:pPr>
-              <w:spacing w:before="0" w:after="0" w:line="60" w:lineRule="auto"/>
+              <w:spacing w:before="0" w:after="0" w:line="50" w:lineRule="exact"/>
             </w:pPr>
           </w:p>
           <w:tbl>
@@ -2511,7 +2515,7 @@
           </w:tbl>
           <w:p>
             <w:pPr>
-              <w:spacing w:before="0" w:after="0" w:line="24" w:lineRule="auto"/>
+              <w:spacing w:before="0" w:after="0" w:line="50" w:lineRule="exact"/>
             </w:pPr>
           </w:p>
         </w:tc>
@@ -2519,11 +2523,12 @@
     </w:tbl>
     <w:p>
       <w:pPr>
-        <w:spacing w:before="0" w:after="0" w:line="20" w:lineRule="exact"/>
+        <w:spacing w:before="0" w:after="0" w:line="50" w:lineRule="exact"/>
       </w:pPr>
     </w:p>
     <w:p>
       <w:pPr>
+        <w:pStyle w:val="Heading2"/>
         <w:keepNext/>
         <w:pBdr>
           <w:bottom w:val="single" w:sz="8" w:space="3" w:color="003A70"/>
@@ -2539,7 +2544,7 @@
           <w:b/>
           <w:color w:val="003A70"/>
           <w:spacing w:val="14"/>
-          <w:sz w:val="19"/>
+          <w:sz w:val="22"/>
           <w:szCs w:val="19"/>
         </w:rPr>
         <w:t xml:space="preserve">FIND THE ERROR</w:t>
@@ -2558,7 +2563,7 @@
           <w:rFonts w:ascii="Avenir Next" w:hAnsi="Avenir Next" w:cs="Avenir Next" w:eastAsia="Avenir Next"/>
           <w:i/>
           <w:color w:val="5A5F66"/>
-          <w:sz w:val="17"/>
+          <w:sz w:val="22"/>
           <w:szCs w:val="17"/>
         </w:rPr>
         <w:t xml:space="preserve">explain the mistake, then fix it</w:t>
@@ -2566,7 +2571,7 @@
     </w:p>
     <w:p>
       <w:pPr>
-        <w:spacing w:before="0" w:after="0" w:line="20" w:lineRule="exact"/>
+        <w:spacing w:before="0" w:after="0" w:line="50" w:lineRule="exact"/>
       </w:pPr>
     </w:p>
     <w:tbl>
@@ -2616,18 +2621,18 @@
                 <w:rFonts w:ascii="Avenir Next" w:hAnsi="Avenir Next" w:cs="Avenir Next" w:eastAsia="Avenir Next"/>
                 <w:b/>
                 <w:color w:val="1A1A1A"/>
+                <w:sz w:val="22"/>
+                <w:szCs w:val="20"/>
+              </w:rPr>
+              <w:t xml:space="preserve">9.</w:t>
+            </w:r>
+            <w:r>
+              <w:rPr>
+                <w:rFonts w:ascii="Avenir Next" w:hAnsi="Avenir Next" w:cs="Avenir Next" w:eastAsia="Avenir Next"/>
+                <w:color w:val="1A1A1A"/>
                 <w:sz w:val="20"/>
                 <w:szCs w:val="20"/>
               </w:rPr>
-              <w:t xml:space="preserve">9.</w:t>
-            </w:r>
-            <w:r>
-              <w:rPr>
-                <w:rFonts w:ascii="Avenir Next" w:hAnsi="Avenir Next" w:cs="Avenir Next" w:eastAsia="Avenir Next"/>
-                <w:color w:val="1A1A1A"/>
-                <w:sz w:val="20"/>
-                <w:szCs w:val="20"/>
-              </w:rPr>
               <w:tab/>
             </w:r>
             <w:r>
@@ -2635,7 +2640,7 @@
                 <w:rFonts w:ascii="Avenir Next" w:hAnsi="Avenir Next" w:cs="Avenir Next" w:eastAsia="Avenir Next"/>
                 <w:b/>
                 <w:color w:val="1A1A1A"/>
-                <w:sz w:val="20"/>
+                <w:sz w:val="22"/>
                 <w:szCs w:val="20"/>
               </w:rPr>
               <w:t xml:space="preserve">Malik’s Work.  </w:t>
@@ -2644,7 +2649,7 @@
               <w:rPr>
                 <w:rFonts w:ascii="Avenir Next" w:hAnsi="Avenir Next" w:cs="Avenir Next" w:eastAsia="Avenir Next"/>
                 <w:color w:val="1A1A1A"/>
-                <w:sz w:val="20"/>
+                <w:sz w:val="22"/>
                 <w:szCs w:val="20"/>
               </w:rPr>
               <w:t xml:space="preserve">Malik ordered −3, −12, and −7 from least to greatest as −3, −7, −12, because 3 is smaller than 7 and 12. Explain his mistake. Then write the correct order.</w:t>
@@ -2690,7 +2695,7 @@
                 </w:tcPr>
                 <w:p>
                   <w:pPr>
-                    <w:spacing w:before="0" w:after="0" w:line="240" w:lineRule="auto"/>
+                    <w:spacing w:before="0" w:after="0" w:line="50" w:lineRule="exact"/>
                   </w:pPr>
                 </w:p>
               </w:tc>
@@ -2710,7 +2715,7 @@
                 </w:tcPr>
                 <w:p>
                   <w:pPr>
-                    <w:spacing w:before="0" w:after="0" w:line="240" w:lineRule="auto"/>
+                    <w:spacing w:before="0" w:after="0" w:line="50" w:lineRule="exact"/>
                   </w:pPr>
                 </w:p>
               </w:tc>
@@ -2718,7 +2723,7 @@
           </w:tbl>
           <w:p>
             <w:pPr>
-              <w:spacing w:before="0" w:after="0" w:line="24" w:lineRule="auto"/>
+              <w:spacing w:before="0" w:after="0" w:line="50" w:lineRule="exact"/>
             </w:pPr>
           </w:p>
         </w:tc>
@@ -2726,11 +2731,12 @@
     </w:tbl>
     <w:p>
       <w:pPr>
-        <w:spacing w:before="0" w:after="0" w:line="20" w:lineRule="exact"/>
+        <w:spacing w:before="0" w:after="0" w:line="50" w:lineRule="exact"/>
       </w:pPr>
     </w:p>
     <w:p>
       <w:pPr>
+        <w:pStyle w:val="Heading2"/>
         <w:keepNext/>
         <w:pBdr>
           <w:bottom w:val="single" w:sz="8" w:space="3" w:color="003A70"/>
@@ -2746,7 +2752,7 @@
           <w:b/>
           <w:color w:val="003A70"/>
           <w:spacing w:val="14"/>
-          <w:sz w:val="19"/>
+          <w:sz w:val="22"/>
           <w:szCs w:val="19"/>
         </w:rPr>
         <w:t xml:space="preserve">TEST PRACTICE</w:t>
@@ -2765,7 +2771,7 @@
           <w:rFonts w:ascii="Avenir Next" w:hAnsi="Avenir Next" w:cs="Avenir Next" w:eastAsia="Avenir Next"/>
           <w:i/>
           <w:color w:val="5A5F66"/>
-          <w:sz w:val="17"/>
+          <w:sz w:val="22"/>
           <w:szCs w:val="17"/>
         </w:rPr>
         <w:t xml:space="preserve">choose the best answer</w:t>
@@ -2773,7 +2779,7 @@
     </w:p>
     <w:p>
       <w:pPr>
-        <w:spacing w:before="0" w:after="0" w:line="20" w:lineRule="exact"/>
+        <w:spacing w:before="0" w:after="0" w:line="50" w:lineRule="exact"/>
       </w:pPr>
     </w:p>
     <w:tbl>
@@ -2823,25 +2829,25 @@
                 <w:rFonts w:ascii="Avenir Next" w:hAnsi="Avenir Next" w:cs="Avenir Next" w:eastAsia="Avenir Next"/>
                 <w:b/>
                 <w:color w:val="1A1A1A"/>
+                <w:sz w:val="22"/>
+                <w:szCs w:val="20"/>
+              </w:rPr>
+              <w:t xml:space="preserve">10.</w:t>
+            </w:r>
+            <w:r>
+              <w:rPr>
+                <w:rFonts w:ascii="Avenir Next" w:hAnsi="Avenir Next" w:cs="Avenir Next" w:eastAsia="Avenir Next"/>
+                <w:color w:val="1A1A1A"/>
                 <w:sz w:val="20"/>
                 <w:szCs w:val="20"/>
               </w:rPr>
-              <w:t xml:space="preserve">10.</w:t>
-            </w:r>
-            <w:r>
-              <w:rPr>
-                <w:rFonts w:ascii="Avenir Next" w:hAnsi="Avenir Next" w:cs="Avenir Next" w:eastAsia="Avenir Next"/>
-                <w:color w:val="1A1A1A"/>
-                <w:sz w:val="20"/>
-                <w:szCs w:val="20"/>
-              </w:rPr>
               <w:tab/>
             </w:r>
             <w:r>
               <w:rPr>
                 <w:rFonts w:ascii="Avenir Next" w:hAnsi="Avenir Next" w:cs="Avenir Next" w:eastAsia="Avenir Next"/>
                 <w:color w:val="1A1A1A"/>
-                <w:sz w:val="20"/>
+                <w:sz w:val="22"/>
                 <w:szCs w:val="20"/>
               </w:rPr>
               <w:t xml:space="preserve">The least of −6, −13, and −1 is —</w:t>
@@ -2897,7 +2903,7 @@
                       <w:rFonts w:ascii="Avenir Next" w:hAnsi="Avenir Next" w:cs="Avenir Next" w:eastAsia="Avenir Next"/>
                       <w:b/>
                       <w:color w:val="003A70"/>
-                      <w:sz w:val="19"/>
+                      <w:sz w:val="22"/>
                       <w:szCs w:val="19"/>
                     </w:rPr>
                     <w:t xml:space="preserve">A</w:t>
@@ -2915,7 +2921,7 @@
                     <w:rPr>
                       <w:rFonts w:ascii="Avenir Next" w:hAnsi="Avenir Next" w:cs="Avenir Next" w:eastAsia="Avenir Next"/>
                       <w:color w:val="1A1A1A"/>
-                      <w:sz w:val="19"/>
+                      <w:sz w:val="22"/>
                       <w:szCs w:val="19"/>
                     </w:rPr>
                     <w:t xml:space="preserve">−6</w:t>
@@ -2940,7 +2946,7 @@
                       <w:rFonts w:ascii="Avenir Next" w:hAnsi="Avenir Next" w:cs="Avenir Next" w:eastAsia="Avenir Next"/>
                       <w:b/>
                       <w:color w:val="003A70"/>
-                      <w:sz w:val="19"/>
+                      <w:sz w:val="22"/>
                       <w:szCs w:val="19"/>
                     </w:rPr>
                     <w:t xml:space="preserve">B</w:t>
@@ -2958,7 +2964,7 @@
                     <w:rPr>
                       <w:rFonts w:ascii="Avenir Next" w:hAnsi="Avenir Next" w:cs="Avenir Next" w:eastAsia="Avenir Next"/>
                       <w:color w:val="1A1A1A"/>
-                      <w:sz w:val="19"/>
+                      <w:sz w:val="22"/>
                       <w:szCs w:val="19"/>
                     </w:rPr>
                     <w:t xml:space="preserve">−13</w:t>
@@ -2983,7 +2989,7 @@
                       <w:rFonts w:ascii="Avenir Next" w:hAnsi="Avenir Next" w:cs="Avenir Next" w:eastAsia="Avenir Next"/>
                       <w:b/>
                       <w:color w:val="003A70"/>
-                      <w:sz w:val="19"/>
+                      <w:sz w:val="22"/>
                       <w:szCs w:val="19"/>
                     </w:rPr>
                     <w:t xml:space="preserve">C</w:t>
@@ -3001,7 +3007,7 @@
                     <w:rPr>
                       <w:rFonts w:ascii="Avenir Next" w:hAnsi="Avenir Next" w:cs="Avenir Next" w:eastAsia="Avenir Next"/>
                       <w:color w:val="1A1A1A"/>
-                      <w:sz w:val="19"/>
+                      <w:sz w:val="22"/>
                       <w:szCs w:val="19"/>
                     </w:rPr>
                     <w:t xml:space="preserve">−1</w:t>
@@ -3026,7 +3032,7 @@
                       <w:rFonts w:ascii="Avenir Next" w:hAnsi="Avenir Next" w:cs="Avenir Next" w:eastAsia="Avenir Next"/>
                       <w:b/>
                       <w:color w:val="003A70"/>
-                      <w:sz w:val="19"/>
+                      <w:sz w:val="22"/>
                       <w:szCs w:val="19"/>
                     </w:rPr>
                     <w:t xml:space="preserve">D</w:t>
@@ -3044,7 +3050,7 @@
                     <w:rPr>
                       <w:rFonts w:ascii="Avenir Next" w:hAnsi="Avenir Next" w:cs="Avenir Next" w:eastAsia="Avenir Next"/>
                       <w:color w:val="1A1A1A"/>
-                      <w:sz w:val="19"/>
+                      <w:sz w:val="22"/>
                       <w:szCs w:val="19"/>
                     </w:rPr>
                     <w:t xml:space="preserve">0</w:t>
@@ -3055,7 +3061,7 @@
           </w:tbl>
           <w:p>
             <w:pPr>
-              <w:spacing w:before="0" w:after="0" w:line="24" w:lineRule="auto"/>
+              <w:spacing w:before="0" w:after="0" w:line="50" w:lineRule="exact"/>
             </w:pPr>
           </w:p>
         </w:tc>
@@ -3063,12 +3069,12 @@
     </w:tbl>
     <w:p>
       <w:pPr>
-        <w:spacing w:before="0" w:after="0" w:line="20" w:lineRule="exact"/>
+        <w:spacing w:before="0" w:after="0" w:line="50" w:lineRule="exact"/>
       </w:pPr>
     </w:p>
     <w:p>
       <w:pPr>
-        <w:spacing w:before="0" w:after="0" w:line="20" w:lineRule="exact"/>
+        <w:spacing w:before="0" w:after="0" w:line="50" w:lineRule="exact"/>
       </w:pPr>
     </w:p>
     <w:tbl>
@@ -3118,25 +3124,25 @@
                 <w:rFonts w:ascii="Avenir Next" w:hAnsi="Avenir Next" w:cs="Avenir Next" w:eastAsia="Avenir Next"/>
                 <w:b/>
                 <w:color w:val="1A1A1A"/>
+                <w:sz w:val="22"/>
+                <w:szCs w:val="20"/>
+              </w:rPr>
+              <w:t xml:space="preserve">11.</w:t>
+            </w:r>
+            <w:r>
+              <w:rPr>
+                <w:rFonts w:ascii="Avenir Next" w:hAnsi="Avenir Next" w:cs="Avenir Next" w:eastAsia="Avenir Next"/>
+                <w:color w:val="1A1A1A"/>
                 <w:sz w:val="20"/>
                 <w:szCs w:val="20"/>
               </w:rPr>
-              <w:t xml:space="preserve">11.</w:t>
-            </w:r>
-            <w:r>
-              <w:rPr>
-                <w:rFonts w:ascii="Avenir Next" w:hAnsi="Avenir Next" w:cs="Avenir Next" w:eastAsia="Avenir Next"/>
-                <w:color w:val="1A1A1A"/>
-                <w:sz w:val="20"/>
-                <w:szCs w:val="20"/>
-              </w:rPr>
               <w:tab/>
             </w:r>
             <w:r>
               <w:rPr>
                 <w:rFonts w:ascii="Avenir Next" w:hAnsi="Avenir Next" w:cs="Avenir Next" w:eastAsia="Avenir Next"/>
                 <w:color w:val="1A1A1A"/>
-                <w:sz w:val="20"/>
+                <w:sz w:val="22"/>
                 <w:szCs w:val="20"/>
               </w:rPr>
               <w:t xml:space="preserve">The greatest of −3.6, −3.06, and −3.66 is —</w:t>
@@ -3192,7 +3198,7 @@
                       <w:rFonts w:ascii="Avenir Next" w:hAnsi="Avenir Next" w:cs="Avenir Next" w:eastAsia="Avenir Next"/>
                       <w:b/>
                       <w:color w:val="003A70"/>
-                      <w:sz w:val="19"/>
+                      <w:sz w:val="22"/>
                       <w:szCs w:val="19"/>
                     </w:rPr>
                     <w:t xml:space="preserve">A</w:t>
@@ -3210,7 +3216,7 @@
                     <w:rPr>
                       <w:rFonts w:ascii="Avenir Next" w:hAnsi="Avenir Next" w:cs="Avenir Next" w:eastAsia="Avenir Next"/>
                       <w:color w:val="1A1A1A"/>
-                      <w:sz w:val="19"/>
+                      <w:sz w:val="22"/>
                       <w:szCs w:val="19"/>
                     </w:rPr>
                     <w:t xml:space="preserve">−3.6</w:t>
@@ -3235,7 +3241,7 @@
                       <w:rFonts w:ascii="Avenir Next" w:hAnsi="Avenir Next" w:cs="Avenir Next" w:eastAsia="Avenir Next"/>
                       <w:b/>
                       <w:color w:val="003A70"/>
-                      <w:sz w:val="19"/>
+                      <w:sz w:val="22"/>
                       <w:szCs w:val="19"/>
                     </w:rPr>
                     <w:t xml:space="preserve">B</w:t>
@@ -3253,7 +3259,7 @@
                     <w:rPr>
                       <w:rFonts w:ascii="Avenir Next" w:hAnsi="Avenir Next" w:cs="Avenir Next" w:eastAsia="Avenir Next"/>
                       <w:color w:val="1A1A1A"/>
-                      <w:sz w:val="19"/>
+                      <w:sz w:val="22"/>
                       <w:szCs w:val="19"/>
                     </w:rPr>
                     <w:t xml:space="preserve">−3.06</w:t>
@@ -3278,7 +3284,7 @@
                       <w:rFonts w:ascii="Avenir Next" w:hAnsi="Avenir Next" w:cs="Avenir Next" w:eastAsia="Avenir Next"/>
                       <w:b/>
                       <w:color w:val="003A70"/>
-                      <w:sz w:val="19"/>
+                      <w:sz w:val="22"/>
                       <w:szCs w:val="19"/>
                     </w:rPr>
                     <w:t xml:space="preserve">C</w:t>
@@ -3296,7 +3302,7 @@
                     <w:rPr>
                       <w:rFonts w:ascii="Avenir Next" w:hAnsi="Avenir Next" w:cs="Avenir Next" w:eastAsia="Avenir Next"/>
                       <w:color w:val="1A1A1A"/>
-                      <w:sz w:val="19"/>
+                      <w:sz w:val="22"/>
                       <w:szCs w:val="19"/>
                     </w:rPr>
                     <w:t xml:space="preserve">−3.66</w:t>
@@ -3321,7 +3327,7 @@
                       <w:rFonts w:ascii="Avenir Next" w:hAnsi="Avenir Next" w:cs="Avenir Next" w:eastAsia="Avenir Next"/>
                       <w:b/>
                       <w:color w:val="003A70"/>
-                      <w:sz w:val="19"/>
+                      <w:sz w:val="22"/>
                       <w:szCs w:val="19"/>
                     </w:rPr>
                     <w:t xml:space="preserve">D</w:t>
@@ -3339,7 +3345,7 @@
                     <w:rPr>
                       <w:rFonts w:ascii="Avenir Next" w:hAnsi="Avenir Next" w:cs="Avenir Next" w:eastAsia="Avenir Next"/>
                       <w:color w:val="1A1A1A"/>
-                      <w:sz w:val="19"/>
+                      <w:sz w:val="22"/>
                       <w:szCs w:val="19"/>
                     </w:rPr>
                     <w:t xml:space="preserve">They are equal.</w:t>
@@ -3350,7 +3356,7 @@
           </w:tbl>
           <w:p>
             <w:pPr>
-              <w:spacing w:before="0" w:after="0" w:line="24" w:lineRule="auto"/>
+              <w:spacing w:before="0" w:after="0" w:line="50" w:lineRule="exact"/>
             </w:pPr>
           </w:p>
         </w:tc>
@@ -3358,11 +3364,12 @@
     </w:tbl>
     <w:p>
       <w:pPr>
-        <w:spacing w:before="0" w:after="0" w:line="20" w:lineRule="exact"/>
+        <w:spacing w:before="0" w:after="0" w:line="50" w:lineRule="exact"/>
       </w:pPr>
     </w:p>
     <w:p>
       <w:pPr>
+        <w:pStyle w:val="Heading2"/>
         <w:keepNext/>
         <w:pBdr>
           <w:bottom w:val="single" w:sz="8" w:space="3" w:color="003A70"/>
@@ -3378,7 +3385,7 @@
           <w:b/>
           <w:color w:val="003A70"/>
           <w:spacing w:val="14"/>
-          <w:sz w:val="19"/>
+          <w:sz w:val="22"/>
           <w:szCs w:val="19"/>
         </w:rPr>
         <w:t xml:space="preserve">SELF-CHECK CODE</w:t>
@@ -3397,7 +3404,7 @@
           <w:rFonts w:ascii="Avenir Next" w:hAnsi="Avenir Next" w:cs="Avenir Next" w:eastAsia="Avenir Next"/>
           <w:i/>
           <w:color w:val="5A5F66"/>
-          <w:sz w:val="17"/>
+          <w:sz w:val="22"/>
           <w:szCs w:val="17"/>
         </w:rPr>
         <w:t xml:space="preserve">find your answer · copy its letter into that problem’s box · spell a math word</w:t>
@@ -3456,7 +3463,7 @@
                 <w:rFonts w:ascii="Avenir Next" w:hAnsi="Avenir Next" w:cs="Avenir Next" w:eastAsia="Avenir Next"/>
                 <w:b/>
                 <w:color w:val="1A1A1A"/>
-                <w:sz w:val="18"/>
+                <w:sz w:val="22"/>
                 <w:szCs w:val="18"/>
               </w:rPr>
               <w:t xml:space="preserve">−1,320</w:t>
@@ -3472,7 +3479,7 @@
                 <w:rFonts w:ascii="Avenir Next" w:hAnsi="Avenir Next" w:cs="Avenir Next" w:eastAsia="Avenir Next"/>
                 <w:b/>
                 <w:color w:val="003A70"/>
-                <w:sz w:val="18"/>
+                <w:sz w:val="22"/>
                 <w:szCs w:val="18"/>
               </w:rPr>
               <w:t xml:space="preserve">R</w:t>
@@ -3495,7 +3502,7 @@
                 <w:rFonts w:ascii="Avenir Next" w:hAnsi="Avenir Next" w:cs="Avenir Next" w:eastAsia="Avenir Next"/>
                 <w:b/>
                 <w:color w:val="1A1A1A"/>
-                <w:sz w:val="18"/>
+                <w:sz w:val="22"/>
                 <w:szCs w:val="18"/>
               </w:rPr>
               <w:t xml:space="preserve">−1.05</w:t>
@@ -3511,7 +3518,7 @@
                 <w:rFonts w:ascii="Avenir Next" w:hAnsi="Avenir Next" w:cs="Avenir Next" w:eastAsia="Avenir Next"/>
                 <w:b/>
                 <w:color w:val="003A70"/>
-                <w:sz w:val="18"/>
+                <w:sz w:val="22"/>
                 <w:szCs w:val="18"/>
               </w:rPr>
               <w:t xml:space="preserve">Z</w:t>
@@ -3534,7 +3541,7 @@
                 <w:rFonts w:ascii="Avenir Next" w:hAnsi="Avenir Next" w:cs="Avenir Next" w:eastAsia="Avenir Next"/>
                 <w:b/>
                 <w:color w:val="1A1A1A"/>
-                <w:sz w:val="18"/>
+                <w:sz w:val="22"/>
                 <w:szCs w:val="18"/>
               </w:rPr>
               <w:t xml:space="preserve">−6</w:t>
@@ -3550,7 +3557,7 @@
                 <w:rFonts w:ascii="Avenir Next" w:hAnsi="Avenir Next" w:cs="Avenir Next" w:eastAsia="Avenir Next"/>
                 <w:b/>
                 <w:color w:val="003A70"/>
-                <w:sz w:val="18"/>
+                <w:sz w:val="22"/>
                 <w:szCs w:val="18"/>
               </w:rPr>
               <w:t xml:space="preserve">O</w:t>
@@ -3573,7 +3580,7 @@
                 <w:rFonts w:ascii="Avenir Next" w:hAnsi="Avenir Next" w:cs="Avenir Next" w:eastAsia="Avenir Next"/>
                 <w:b/>
                 <w:color w:val="1A1A1A"/>
-                <w:sz w:val="18"/>
+                <w:sz w:val="22"/>
                 <w:szCs w:val="18"/>
               </w:rPr>
               <w:t xml:space="preserve">−0.5</w:t>
@@ -3589,7 +3596,7 @@
                 <w:rFonts w:ascii="Avenir Next" w:hAnsi="Avenir Next" w:cs="Avenir Next" w:eastAsia="Avenir Next"/>
                 <w:b/>
                 <w:color w:val="003A70"/>
-                <w:sz w:val="18"/>
+                <w:sz w:val="22"/>
                 <w:szCs w:val="18"/>
               </w:rPr>
               <w:t xml:space="preserve">D</w:t>
@@ -3612,7 +3619,7 @@
                 <w:rFonts w:ascii="Avenir Next" w:hAnsi="Avenir Next" w:cs="Avenir Next" w:eastAsia="Avenir Next"/>
                 <w:b/>
                 <w:color w:val="1A1A1A"/>
-                <w:sz w:val="18"/>
+                <w:sz w:val="22"/>
                 <w:szCs w:val="18"/>
               </w:rPr>
               <w:t xml:space="preserve">−12.5</w:t>
@@ -3628,7 +3635,7 @@
                 <w:rFonts w:ascii="Avenir Next" w:hAnsi="Avenir Next" w:cs="Avenir Next" w:eastAsia="Avenir Next"/>
                 <w:b/>
                 <w:color w:val="003A70"/>
-                <w:sz w:val="18"/>
+                <w:sz w:val="22"/>
                 <w:szCs w:val="18"/>
               </w:rPr>
               <w:t xml:space="preserve">E</w:t>
@@ -3651,7 +3658,7 @@
                 <w:rFonts w:ascii="Avenir Next" w:hAnsi="Avenir Next" w:cs="Avenir Next" w:eastAsia="Avenir Next"/>
                 <w:b/>
                 <w:color w:val="1A1A1A"/>
-                <w:sz w:val="18"/>
+                <w:sz w:val="22"/>
                 <w:szCs w:val="18"/>
               </w:rPr>
               <w:t xml:space="preserve">0.5</w:t>
@@ -3667,7 +3674,7 @@
                 <w:rFonts w:ascii="Avenir Next" w:hAnsi="Avenir Next" w:cs="Avenir Next" w:eastAsia="Avenir Next"/>
                 <w:b/>
                 <w:color w:val="003A70"/>
-                <w:sz w:val="18"/>
+                <w:sz w:val="22"/>
                 <w:szCs w:val="18"/>
               </w:rPr>
               <w:t xml:space="preserve">D</w:t>
@@ -3690,7 +3697,7 @@
                 <w:rFonts w:ascii="Avenir Next" w:hAnsi="Avenir Next" w:cs="Avenir Next" w:eastAsia="Avenir Next"/>
                 <w:b/>
                 <w:color w:val="1A1A1A"/>
-                <w:sz w:val="18"/>
+                <w:sz w:val="22"/>
                 <w:szCs w:val="18"/>
               </w:rPr>
               <w:t xml:space="preserve">−2.6</w:t>
@@ -3706,7 +3713,7 @@
                 <w:rFonts w:ascii="Avenir Next" w:hAnsi="Avenir Next" w:cs="Avenir Next" w:eastAsia="Avenir Next"/>
                 <w:b/>
                 <w:color w:val="003A70"/>
-                <w:sz w:val="18"/>
+                <w:sz w:val="22"/>
                 <w:szCs w:val="18"/>
               </w:rPr>
               <w:t xml:space="preserve">R</w:t>
@@ -3729,7 +3736,7 @@
                 <w:rFonts w:ascii="Avenir Next" w:hAnsi="Avenir Next" w:cs="Avenir Next" w:eastAsia="Avenir Next"/>
                 <w:b/>
                 <w:color w:val="1A1A1A"/>
-                <w:sz w:val="18"/>
+                <w:sz w:val="22"/>
                 <w:szCs w:val="18"/>
               </w:rPr>
               <w:t xml:space="preserve">−15</w:t>
@@ -3745,7 +3752,7 @@
                 <w:rFonts w:ascii="Avenir Next" w:hAnsi="Avenir Next" w:cs="Avenir Next" w:eastAsia="Avenir Next"/>
                 <w:b/>
                 <w:color w:val="003A70"/>
-                <w:sz w:val="18"/>
+                <w:sz w:val="22"/>
                 <w:szCs w:val="18"/>
               </w:rPr>
               <w:t xml:space="preserve">E</w:t>
@@ -3768,7 +3775,7 @@
                 <w:rFonts w:ascii="Avenir Next" w:hAnsi="Avenir Next" w:cs="Avenir Next" w:eastAsia="Avenir Next"/>
                 <w:b/>
                 <w:color w:val="1A1A1A"/>
-                <w:sz w:val="18"/>
+                <w:sz w:val="22"/>
                 <w:szCs w:val="18"/>
               </w:rPr>
               <w:t xml:space="preserve">−12</w:t>
@@ -3784,7 +3791,7 @@
                 <w:rFonts w:ascii="Avenir Next" w:hAnsi="Avenir Next" w:cs="Avenir Next" w:eastAsia="Avenir Next"/>
                 <w:b/>
                 <w:color w:val="003A70"/>
-                <w:sz w:val="18"/>
+                <w:sz w:val="22"/>
                 <w:szCs w:val="18"/>
               </w:rPr>
               <w:t xml:space="preserve">X</w:t>
@@ -3807,7 +3814,7 @@
                 <w:rFonts w:ascii="Avenir Next" w:hAnsi="Avenir Next" w:cs="Avenir Next" w:eastAsia="Avenir Next"/>
                 <w:b/>
                 <w:color w:val="1A1A1A"/>
-                <w:sz w:val="18"/>
+                <w:sz w:val="22"/>
                 <w:szCs w:val="18"/>
               </w:rPr>
               <w:t xml:space="preserve">−245</w:t>
@@ -3823,7 +3830,7 @@
                 <w:rFonts w:ascii="Avenir Next" w:hAnsi="Avenir Next" w:cs="Avenir Next" w:eastAsia="Avenir Next"/>
                 <w:b/>
                 <w:color w:val="003A70"/>
-                <w:sz w:val="18"/>
+                <w:sz w:val="22"/>
                 <w:szCs w:val="18"/>
               </w:rPr>
               <w:t xml:space="preserve">Q</w:t>
@@ -3834,7 +3841,7 @@
     </w:tbl>
     <w:p>
       <w:pPr>
-        <w:spacing w:before="0" w:after="0" w:line="60" w:lineRule="auto"/>
+        <w:spacing w:before="0" w:after="0" w:line="50" w:lineRule="exact"/>
       </w:pPr>
     </w:p>
     <w:tbl>
@@ -4023,7 +4030,7 @@
     </w:tbl>
     <w:p>
       <w:pPr>
-        <w:spacing w:before="0" w:after="0" w:line="40" w:lineRule="auto"/>
+        <w:spacing w:before="0" w:after="0" w:line="50" w:lineRule="exact"/>
       </w:pPr>
     </w:p>
     <w:tbl>
@@ -4065,6 +4072,7 @@
           </w:tcPr>
           <w:p>
             <w:pPr>
+              <w:pStyle w:val="Heading2"/>
               <w:spacing w:before="0" w:after="0" w:line="240" w:lineRule="auto"/>
             </w:pPr>
             <w:r>
@@ -4102,7 +4110,7 @@
               <w:rPr>
                 <w:rFonts w:ascii="Avenir Next" w:hAnsi="Avenir Next" w:cs="Avenir Next" w:eastAsia="Avenir Next"/>
                 <w:color w:val="1A1A1A"/>
-                <w:sz w:val="17"/>
+                <w:sz w:val="22"/>
                 <w:szCs w:val="17"/>
               </w:rPr>
               <w:t xml:space="preserve">  I can do this on my own</w:t>
@@ -4131,7 +4139,7 @@
               <w:rPr>
                 <w:rFonts w:ascii="Avenir Next" w:hAnsi="Avenir Next" w:cs="Avenir Next" w:eastAsia="Avenir Next"/>
                 <w:color w:val="1A1A1A"/>
-                <w:sz w:val="17"/>
+                <w:sz w:val="22"/>
                 <w:szCs w:val="17"/>
               </w:rPr>
               <w:t xml:space="preserve">  I need a little help</w:t>
@@ -4160,7 +4168,7 @@
               <w:rPr>
                 <w:rFonts w:ascii="Avenir Next" w:hAnsi="Avenir Next" w:cs="Avenir Next" w:eastAsia="Avenir Next"/>
                 <w:color w:val="1A1A1A"/>
-                <w:sz w:val="17"/>
+                <w:sz w:val="22"/>
                 <w:szCs w:val="17"/>
               </w:rPr>
               <w:t xml:space="preserve">  I have a question about #</w:t>
@@ -4181,7 +4189,7 @@
     </w:tbl>
     <w:p>
       <w:pPr>
-        <w:spacing w:before="0" w:after="0" w:line="20" w:lineRule="exact"/>
+        <w:spacing w:before="0" w:after="0" w:line="50" w:lineRule="exact"/>
       </w:pPr>
     </w:p>
     <w:sectPr>
@@ -4267,7 +4275,106 @@
               <w:sz w:val="15"/>
               <w:szCs w:val="15"/>
             </w:rPr>
-            <w:t xml:space="preserve">Lesson 7-4  ·  Session 2  ·  Practice Form B</w:t>
+            <w:t xml:space="preserve">7-4 · Page </w:t>
+          </w:r>
+          <w:r>
+            <w:rPr>
+              <w:rFonts w:ascii="Avenir Next" w:hAnsi="Avenir Next" w:cs="Avenir Next" w:eastAsia="Avenir Next"/>
+              <w:color w:val="5A5F66"/>
+              <w:sz w:val="15"/>
+              <w:szCs w:val="15"/>
+            </w:rPr>
+            <w:fldChar w:fldCharType="begin"/>
+          </w:r>
+          <w:r>
+            <w:rPr>
+              <w:rFonts w:ascii="Avenir Next" w:hAnsi="Avenir Next" w:cs="Avenir Next" w:eastAsia="Avenir Next"/>
+              <w:color w:val="5A5F66"/>
+              <w:sz w:val="15"/>
+              <w:szCs w:val="15"/>
+            </w:rPr>
+            <w:instrText xml:space="preserve"> PAGE </w:instrText>
+          </w:r>
+          <w:r>
+            <w:rPr>
+              <w:rFonts w:ascii="Avenir Next" w:hAnsi="Avenir Next" w:cs="Avenir Next" w:eastAsia="Avenir Next"/>
+              <w:color w:val="5A5F66"/>
+              <w:sz w:val="15"/>
+              <w:szCs w:val="15"/>
+            </w:rPr>
+            <w:fldChar w:fldCharType="separate"/>
+          </w:r>
+          <w:r>
+            <w:rPr>
+              <w:rFonts w:ascii="Avenir Next" w:hAnsi="Avenir Next" w:cs="Avenir Next" w:eastAsia="Avenir Next"/>
+              <w:color w:val="5A5F66"/>
+              <w:sz w:val="15"/>
+              <w:szCs w:val="15"/>
+            </w:rPr>
+            <w:t xml:space="preserve">1</w:t>
+          </w:r>
+          <w:r>
+            <w:rPr>
+              <w:rFonts w:ascii="Avenir Next" w:hAnsi="Avenir Next" w:cs="Avenir Next" w:eastAsia="Avenir Next"/>
+              <w:color w:val="5A5F66"/>
+              <w:sz w:val="15"/>
+              <w:szCs w:val="15"/>
+            </w:rPr>
+            <w:fldChar w:fldCharType="end"/>
+          </w:r>
+          <w:r>
+            <w:rPr>
+              <w:rFonts w:ascii="Avenir Next" w:hAnsi="Avenir Next" w:cs="Avenir Next" w:eastAsia="Avenir Next"/>
+              <w:color w:val="5A5F66"/>
+              <w:sz w:val="15"/>
+              <w:szCs w:val="15"/>
+            </w:rPr>
+            <w:t xml:space="preserve"> of </w:t>
+          </w:r>
+          <w:r>
+            <w:rPr>
+              <w:rFonts w:ascii="Avenir Next" w:hAnsi="Avenir Next" w:cs="Avenir Next" w:eastAsia="Avenir Next"/>
+              <w:color w:val="5A5F66"/>
+              <w:sz w:val="15"/>
+              <w:szCs w:val="15"/>
+            </w:rPr>
+            <w:fldChar w:fldCharType="begin"/>
+          </w:r>
+          <w:r>
+            <w:rPr>
+              <w:rFonts w:ascii="Avenir Next" w:hAnsi="Avenir Next" w:cs="Avenir Next" w:eastAsia="Avenir Next"/>
+              <w:color w:val="5A5F66"/>
+              <w:sz w:val="15"/>
+              <w:szCs w:val="15"/>
+            </w:rPr>
+            <w:instrText xml:space="preserve"> NUMPAGES </w:instrText>
+          </w:r>
+          <w:r>
+            <w:rPr>
+              <w:rFonts w:ascii="Avenir Next" w:hAnsi="Avenir Next" w:cs="Avenir Next" w:eastAsia="Avenir Next"/>
+              <w:color w:val="5A5F66"/>
+              <w:sz w:val="15"/>
+              <w:szCs w:val="15"/>
+            </w:rPr>
+            <w:fldChar w:fldCharType="separate"/>
+          </w:r>
+          <w:r>
+            <w:rPr>
+              <w:rFonts w:ascii="Avenir Next" w:hAnsi="Avenir Next" w:cs="Avenir Next" w:eastAsia="Avenir Next"/>
+              <w:color w:val="5A5F66"/>
+              <w:sz w:val="15"/>
+              <w:szCs w:val="15"/>
+            </w:rPr>
+            <w:t xml:space="preserve">1</w:t>
+          </w:r>
+          <w:r>
+            <w:rPr>
+              <w:rFonts w:ascii="Avenir Next" w:hAnsi="Avenir Next" w:cs="Avenir Next" w:eastAsia="Avenir Next"/>
+              <w:color w:val="5A5F66"/>
+              <w:sz w:val="15"/>
+              <w:szCs w:val="15"/>
+            </w:rPr>
+            <w:fldChar w:fldCharType="end"/>
           </w:r>
         </w:p>
       </w:tc>
@@ -4310,5 +4417,23 @@
       </w:tblCellMar>
     </w:tblPr>
   </w:style>
+  <w:style w:type="paragraph" w:styleId="Heading1">
+    <w:name w:val="heading 1"/>
+    <w:basedOn w:val="Normal"/>
+    <w:pPr>
+      <w:outlineLvl w:val="0"/>
+      <w:keepNext w:val="0"/>
+      <w:keepLines w:val="0"/>
+    </w:pPr>
+  </w:style>
+  <w:style w:type="paragraph" w:styleId="Heading2">
+    <w:name w:val="heading 2"/>
+    <w:basedOn w:val="Normal"/>
+    <w:pPr>
+      <w:outlineLvl w:val="1"/>
+      <w:keepNext w:val="0"/>
+      <w:keepLines w:val="0"/>
+    </w:pPr>
+  </w:style>
 </w:styles>
 </file>